--- a/source/files/jba-cups3.docx
+++ b/source/files/jba-cups3.docx
@@ -1,6 +1,1458 @@
 
-<file path=theme/theme/theme1.xml><?xml version="1.0" encoding="utf-8"?>
-<a:theme xmlns:a="http://schemas.openxmlformats.org/drawingml/2006/main" name="Office 主题​​">
+<file path=word/document.xml><?xml version="1.0" encoding="utf-8"?>
+<w:document xmlns:wpc="http://schemas.microsoft.com/office/word/2010/wordprocessingCanvas" xmlns:cx="http://schemas.microsoft.com/office/drawing/2014/chartex" xmlns:cx1="http://schemas.microsoft.com/office/drawing/2015/9/8/chartex" xmlns:cx2="http://schemas.microsoft.com/office/drawing/2015/10/21/chartex" xmlns:cx3="http://schemas.microsoft.com/office/drawing/2016/5/9/chartex" xmlns:cx4="http://schemas.microsoft.com/office/drawing/2016/5/10/chartex" xmlns:cx5="http://schemas.microsoft.com/office/drawing/2016/5/11/chartex" xmlns:mc="http://schemas.openxmlformats.org/markup-compatibility/2006" xmlns:o="urn:schemas-microsoft-com:office:office" xmlns:r="http://schemas.openxmlformats.org/officeDocument/2006/relationships" xmlns:m="http://schemas.openxmlformats.org/officeDocument/2006/math" xmlns:v="urn:schemas-microsoft-com:vml" xmlns:wp14="http://schemas.microsoft.com/office/word/2010/wordprocessingDrawing" xmlns:wp="http://schemas.openxmlformats.org/drawingml/2006/wordprocessingDrawing" xmlns:w10="urn:schemas-microsoft-com:office:word" xmlns:w="http://schemas.openxmlformats.org/wordprocessingml/2006/main" xmlns:w14="http://schemas.microsoft.com/office/word/2010/wordml" xmlns:w15="http://schemas.microsoft.com/office/word/2012/wordml" xmlns:wne="http://schemas.microsoft.com/office/word/2006/wordml" xmlns:wpg="http://schemas.microsoft.com/office/word/2010/wordprocessingGroup" xmlns:wpi="http://schemas.microsoft.com/office/word/2010/wordprocessingInk" xmlns:wps="http://schemas.microsoft.com/office/word/2010/wordprocessingShape" mc:Ignorable="w14 w15 wp14">
+  <!-- Generated by Aspose.Words for .NET 26.9.0 -->
+  <w:body>
+    <w:p>
+      <w:pPr>
+        <w:jc w:val="center"/>
+        <w:rPr>
+          <w:rFonts w:ascii="Noto Sans SC Black" w:eastAsia="Noto Sans SC Black" w:hAnsi="Noto Sans SC Black"/>
+          <w:sz w:val="56"/>
+          <w:szCs w:val="56"/>
+        </w:rPr>
+      </w:pPr>
+      <w:r>
+        <w:rPr>
+          <w:rFonts w:ascii="Noto Sans SC Black" w:eastAsia="Noto Sans SC Black" w:hAnsi="Noto Sans SC Black" w:hint="eastAsia"/>
+          <w:sz w:val="56"/>
+          <w:szCs w:val="56"/>
+        </w:rPr>
+        <w:t>【</w:t>
+      </w:r>
+      <w:r>
+        <w:rPr>
+          <w:rFonts w:ascii="Noto Sans SC Black" w:eastAsia="Noto Sans SC Black" w:hAnsi="Noto Sans SC Black"/>
+          <w:sz w:val="56"/>
+          <w:szCs w:val="56"/>
+        </w:rPr>
+        <w:t>jba cup S</w:t>
+      </w:r>
+      <w:r>
+        <w:rPr>
+          <w:rFonts w:ascii="Noto Sans SC Black" w:eastAsia="Noto Sans SC Black" w:hAnsi="Noto Sans SC Black"/>
+          <w:sz w:val="56"/>
+          <w:szCs w:val="56"/>
+        </w:rPr>
+        <w:t>3</w:t>
+      </w:r>
+      <w:r>
+        <w:rPr>
+          <w:rFonts w:ascii="Noto Sans SC Black" w:eastAsia="Noto Sans SC Black" w:hAnsi="Noto Sans SC Black" w:hint="eastAsia"/>
+          <w:sz w:val="56"/>
+          <w:szCs w:val="56"/>
+        </w:rPr>
+        <w:t>】赛事</w:t>
+      </w:r>
+      <w:r>
+        <w:rPr>
+          <w:rFonts w:ascii="Noto Sans SC Black" w:eastAsia="Noto Sans SC Black" w:hAnsi="Noto Sans SC Black" w:hint="eastAsia"/>
+          <w:sz w:val="56"/>
+          <w:szCs w:val="56"/>
+        </w:rPr>
+        <w:t>补充</w:t>
+      </w:r>
+      <w:r>
+        <w:rPr>
+          <w:rFonts w:ascii="Noto Sans SC Black" w:eastAsia="Noto Sans SC Black" w:hAnsi="Noto Sans SC Black" w:hint="eastAsia"/>
+          <w:sz w:val="56"/>
+          <w:szCs w:val="56"/>
+        </w:rPr>
+        <w:t>规则</w:t>
+      </w:r>
+    </w:p>
+    <w:p>
+      <w:pPr>
+        <w:pStyle w:val="ListParagraph"/>
+        <w:numPr>
+          <w:ilvl w:val="0"/>
+          <w:numId w:val="1"/>
+        </w:numPr>
+        <w:ind w:firstLineChars="0"/>
+        <w:jc w:val="left"/>
+        <w:rPr>
+          <w:rFonts w:ascii="Noto Sans SC Black" w:eastAsia="Noto Sans SC Black" w:hAnsi="Noto Sans SC Black" w:hint="eastAsia"/>
+          <w:sz w:val="40"/>
+          <w:szCs w:val="40"/>
+        </w:rPr>
+      </w:pPr>
+      <w:r>
+        <w:rPr>
+          <w:rFonts w:ascii="Noto Sans SC Black" w:eastAsia="Noto Sans SC Black" w:hAnsi="Noto Sans SC Black" w:hint="eastAsia"/>
+          <w:sz w:val="40"/>
+          <w:szCs w:val="40"/>
+        </w:rPr>
+        <w:t>赛事积分</w:t>
+      </w:r>
+      <w:r>
+        <w:rPr>
+          <w:rFonts w:ascii="Noto Sans SC Black" w:eastAsia="Noto Sans SC Black" w:hAnsi="Noto Sans SC Black" w:hint="eastAsia"/>
+          <w:sz w:val="40"/>
+          <w:szCs w:val="40"/>
+        </w:rPr>
+        <w:t>规则</w:t>
+      </w:r>
+      <w:r>
+        <w:rPr>
+          <w:rFonts w:ascii="Noto Sans SC Black" w:eastAsia="Noto Sans SC Black" w:hAnsi="Noto Sans SC Black"/>
+          <w:sz w:val="40"/>
+          <w:szCs w:val="40"/>
+        </w:rPr>
+        <w:t xml:space="preserve">                                            </w:t>
+      </w:r>
+    </w:p>
+    <w:p>
+      <w:pPr>
+        <w:ind w:firstLine="480" w:firstLineChars="200"/>
+        <w:rPr>
+          <w:rFonts w:ascii="Noto Sans SC Black" w:eastAsia="Noto Sans SC Black" w:hAnsi="Noto Sans SC Black"/>
+          <w:sz w:val="24"/>
+          <w:szCs w:val="24"/>
+        </w:rPr>
+      </w:pPr>
+      <w:r>
+        <w:rPr>
+          <w:rFonts w:ascii="Noto Sans SC Black" w:eastAsia="Noto Sans SC Black" w:hAnsi="Noto Sans SC Black" w:hint="eastAsia"/>
+          <w:sz w:val="24"/>
+          <w:szCs w:val="24"/>
+        </w:rPr>
+        <w:t>本届赛事引进了全新的排名系统</w:t>
+      </w:r>
+      <w:r>
+        <w:rPr>
+          <w:rFonts w:ascii="Noto Sans SC Black" w:eastAsia="Noto Sans SC Black" w:hAnsi="Noto Sans SC Black"/>
+          <w:sz w:val="24"/>
+          <w:szCs w:val="24"/>
+        </w:rPr>
+        <w:t>JRS(JBA Ranking Score),</w:t>
+      </w:r>
+      <w:r>
+        <w:rPr>
+          <w:rFonts w:ascii="Noto Sans SC Black" w:eastAsia="Noto Sans SC Black" w:hAnsi="Noto Sans SC Black" w:hint="eastAsia"/>
+          <w:sz w:val="24"/>
+          <w:szCs w:val="24"/>
+        </w:rPr>
+        <w:t>该排名主要由两大部分组成</w:t>
+      </w:r>
+      <w:r>
+        <w:rPr>
+          <w:rFonts w:ascii="Noto Sans SC Black" w:eastAsia="Noto Sans SC Black" w:hAnsi="Noto Sans SC Black" w:hint="eastAsia"/>
+          <w:sz w:val="24"/>
+          <w:szCs w:val="24"/>
+        </w:rPr>
+        <w:t>——</w:t>
+      </w:r>
+      <w:r>
+        <w:rPr>
+          <w:rFonts w:ascii="Noto Sans SC Black" w:eastAsia="Noto Sans SC Black" w:hAnsi="Noto Sans SC Black" w:hint="eastAsia"/>
+          <w:sz w:val="24"/>
+          <w:szCs w:val="24"/>
+        </w:rPr>
+        <w:t>原始积分和对战积分。</w:t>
+      </w:r>
+    </w:p>
+    <w:p>
+      <w:pPr>
+        <w:ind w:firstLine="480" w:firstLineChars="200"/>
+        <w:rPr>
+          <w:rFonts w:ascii="Noto Sans SC Black" w:eastAsia="Noto Sans SC Black" w:hAnsi="Noto Sans SC Black"/>
+          <w:sz w:val="24"/>
+          <w:szCs w:val="24"/>
+        </w:rPr>
+      </w:pPr>
+      <w:r>
+        <w:rPr>
+          <w:rFonts w:ascii="Noto Sans SC Black" w:eastAsia="Noto Sans SC Black" w:hAnsi="Noto Sans SC Black" w:hint="eastAsia"/>
+          <w:sz w:val="24"/>
+          <w:szCs w:val="24"/>
+        </w:rPr>
+        <w:t>原始积分主要以对内选手的</w:t>
+      </w:r>
+      <w:r>
+        <w:rPr>
+          <w:rFonts w:ascii="Noto Sans SC Black" w:eastAsia="Noto Sans SC Black" w:hAnsi="Noto Sans SC Black" w:hint="eastAsia"/>
+          <w:sz w:val="24"/>
+          <w:szCs w:val="24"/>
+        </w:rPr>
+        <w:t>历史最高</w:t>
+      </w:r>
+      <w:r>
+        <w:rPr>
+          <w:rFonts w:ascii="Noto Sans SC Black" w:eastAsia="Noto Sans SC Black" w:hAnsi="Noto Sans SC Black" w:hint="eastAsia"/>
+          <w:sz w:val="24"/>
+          <w:szCs w:val="24"/>
+        </w:rPr>
+        <w:t>游戏段位为</w:t>
+      </w:r>
+      <w:r>
+        <w:rPr>
+          <w:rFonts w:ascii="Noto Sans SC Black" w:eastAsia="Noto Sans SC Black" w:hAnsi="Noto Sans SC Black" w:hint="eastAsia"/>
+          <w:sz w:val="24"/>
+          <w:szCs w:val="24"/>
+        </w:rPr>
+        <w:t>评判标准</w:t>
+      </w:r>
+      <w:r>
+        <w:rPr>
+          <w:rFonts w:ascii="Noto Sans SC Black" w:eastAsia="Noto Sans SC Black" w:hAnsi="Noto Sans SC Black" w:hint="eastAsia"/>
+          <w:sz w:val="24"/>
+          <w:szCs w:val="24"/>
+        </w:rPr>
+        <w:t>（d～</w:t>
+      </w:r>
+      <w:r>
+        <w:rPr>
+          <w:rFonts w:ascii="Noto Sans SC Black" w:eastAsia="Noto Sans SC Black" w:hAnsi="Noto Sans SC Black" w:hint="eastAsia"/>
+          <w:sz w:val="24"/>
+          <w:szCs w:val="24"/>
+        </w:rPr>
+        <w:t>金c＋</w:t>
+      </w:r>
+      <w:r>
+        <w:rPr>
+          <w:rFonts w:ascii="Noto Sans SC Black" w:eastAsia="Noto Sans SC Black" w:hAnsi="Noto Sans SC Black"/>
+          <w:sz w:val="24"/>
+          <w:szCs w:val="24"/>
+        </w:rPr>
+        <w:t>25</w:t>
+      </w:r>
+      <w:r>
+        <w:rPr>
+          <w:rFonts w:ascii="Noto Sans SC Black" w:eastAsia="Noto Sans SC Black" w:hAnsi="Noto Sans SC Black" w:hint="eastAsia"/>
+          <w:sz w:val="24"/>
+          <w:szCs w:val="24"/>
+        </w:rPr>
+        <w:t>分，</w:t>
+      </w:r>
+      <w:r>
+        <w:rPr>
+          <w:rFonts w:ascii="Noto Sans SC Black" w:eastAsia="Noto Sans SC Black" w:hAnsi="Noto Sans SC Black" w:hint="eastAsia"/>
+          <w:sz w:val="24"/>
+          <w:szCs w:val="24"/>
+        </w:rPr>
+        <w:t>b</w:t>
+      </w:r>
+      <w:r>
+        <w:rPr>
+          <w:rFonts w:ascii="Noto Sans SC Black" w:eastAsia="Noto Sans SC Black" w:hAnsi="Noto Sans SC Black"/>
+          <w:sz w:val="24"/>
+          <w:szCs w:val="24"/>
+        </w:rPr>
+        <w:t>30</w:t>
+      </w:r>
+      <w:r>
+        <w:rPr>
+          <w:rFonts w:ascii="Noto Sans SC Black" w:eastAsia="Noto Sans SC Black" w:hAnsi="Noto Sans SC Black" w:hint="eastAsia"/>
+          <w:sz w:val="24"/>
+          <w:szCs w:val="24"/>
+        </w:rPr>
+        <w:t>分，</w:t>
+      </w:r>
+      <w:r>
+        <w:rPr>
+          <w:rFonts w:ascii="Noto Sans SC Black" w:eastAsia="Noto Sans SC Black" w:hAnsi="Noto Sans SC Black" w:hint="eastAsia"/>
+          <w:sz w:val="24"/>
+          <w:szCs w:val="24"/>
+        </w:rPr>
+        <w:t>b＋3</w:t>
+      </w:r>
+      <w:r>
+        <w:rPr>
+          <w:rFonts w:ascii="Noto Sans SC Black" w:eastAsia="Noto Sans SC Black" w:hAnsi="Noto Sans SC Black"/>
+          <w:sz w:val="24"/>
+          <w:szCs w:val="24"/>
+        </w:rPr>
+        <w:t>5</w:t>
+      </w:r>
+      <w:r>
+        <w:rPr>
+          <w:rFonts w:ascii="Noto Sans SC Black" w:eastAsia="Noto Sans SC Black" w:hAnsi="Noto Sans SC Black" w:hint="eastAsia"/>
+          <w:sz w:val="24"/>
+          <w:szCs w:val="24"/>
+        </w:rPr>
+        <w:t>分，金</w:t>
+      </w:r>
+      <w:r>
+        <w:rPr>
+          <w:rFonts w:ascii="Noto Sans SC Black" w:eastAsia="Noto Sans SC Black" w:hAnsi="Noto Sans SC Black"/>
+          <w:sz w:val="24"/>
+          <w:szCs w:val="24"/>
+        </w:rPr>
+        <w:t>b</w:t>
+      </w:r>
+      <w:r>
+        <w:rPr>
+          <w:rFonts w:ascii="Noto Sans SC Black" w:eastAsia="Noto Sans SC Black" w:hAnsi="Noto Sans SC Black" w:hint="eastAsia"/>
+          <w:sz w:val="24"/>
+          <w:szCs w:val="24"/>
+        </w:rPr>
+        <w:t>＋4</w:t>
+      </w:r>
+      <w:r>
+        <w:rPr>
+          <w:rFonts w:ascii="Noto Sans SC Black" w:eastAsia="Noto Sans SC Black" w:hAnsi="Noto Sans SC Black"/>
+          <w:sz w:val="24"/>
+          <w:szCs w:val="24"/>
+        </w:rPr>
+        <w:t>0</w:t>
+      </w:r>
+      <w:r>
+        <w:rPr>
+          <w:rFonts w:ascii="Noto Sans SC Black" w:eastAsia="Noto Sans SC Black" w:hAnsi="Noto Sans SC Black" w:hint="eastAsia"/>
+          <w:sz w:val="24"/>
+          <w:szCs w:val="24"/>
+        </w:rPr>
+        <w:t>分，A</w:t>
+      </w:r>
+      <w:r>
+        <w:rPr>
+          <w:rFonts w:ascii="Noto Sans SC Black" w:eastAsia="Noto Sans SC Black" w:hAnsi="Noto Sans SC Black"/>
+          <w:sz w:val="24"/>
+          <w:szCs w:val="24"/>
+        </w:rPr>
+        <w:t>45</w:t>
+      </w:r>
+      <w:r>
+        <w:rPr>
+          <w:rFonts w:ascii="Noto Sans SC Black" w:eastAsia="Noto Sans SC Black" w:hAnsi="Noto Sans SC Black" w:hint="eastAsia"/>
+          <w:sz w:val="24"/>
+          <w:szCs w:val="24"/>
+        </w:rPr>
+        <w:t>分，A＋</w:t>
+      </w:r>
+      <w:r>
+        <w:rPr>
+          <w:rFonts w:ascii="Noto Sans SC Black" w:eastAsia="Noto Sans SC Black" w:hAnsi="Noto Sans SC Black"/>
+          <w:sz w:val="24"/>
+          <w:szCs w:val="24"/>
+        </w:rPr>
+        <w:t>50</w:t>
+      </w:r>
+      <w:r>
+        <w:rPr>
+          <w:rFonts w:ascii="Noto Sans SC Black" w:eastAsia="Noto Sans SC Black" w:hAnsi="Noto Sans SC Black" w:hint="eastAsia"/>
+          <w:sz w:val="24"/>
+          <w:szCs w:val="24"/>
+        </w:rPr>
+        <w:t>分，金</w:t>
+      </w:r>
+      <w:r>
+        <w:rPr>
+          <w:rFonts w:ascii="Noto Sans SC Black" w:eastAsia="Noto Sans SC Black" w:hAnsi="Noto Sans SC Black"/>
+          <w:sz w:val="24"/>
+          <w:szCs w:val="24"/>
+        </w:rPr>
+        <w:t>A</w:t>
+      </w:r>
+      <w:r>
+        <w:rPr>
+          <w:rFonts w:ascii="Noto Sans SC Black" w:eastAsia="Noto Sans SC Black" w:hAnsi="Noto Sans SC Black" w:hint="eastAsia"/>
+          <w:sz w:val="24"/>
+          <w:szCs w:val="24"/>
+        </w:rPr>
+        <w:t>＋5</w:t>
+      </w:r>
+      <w:r>
+        <w:rPr>
+          <w:rFonts w:ascii="Noto Sans SC Black" w:eastAsia="Noto Sans SC Black" w:hAnsi="Noto Sans SC Black"/>
+          <w:sz w:val="24"/>
+          <w:szCs w:val="24"/>
+        </w:rPr>
+        <w:t>5</w:t>
+      </w:r>
+      <w:r>
+        <w:rPr>
+          <w:rFonts w:ascii="Noto Sans SC Black" w:eastAsia="Noto Sans SC Black" w:hAnsi="Noto Sans SC Black" w:hint="eastAsia"/>
+          <w:sz w:val="24"/>
+          <w:szCs w:val="24"/>
+        </w:rPr>
+        <w:t>分，普s</w:t>
+      </w:r>
+      <w:r>
+        <w:rPr>
+          <w:rFonts w:ascii="Noto Sans SC Black" w:eastAsia="Noto Sans SC Black" w:hAnsi="Noto Sans SC Black"/>
+          <w:sz w:val="24"/>
+          <w:szCs w:val="24"/>
+        </w:rPr>
+        <w:t>60</w:t>
+      </w:r>
+      <w:r>
+        <w:rPr>
+          <w:rFonts w:ascii="Noto Sans SC Black" w:eastAsia="Noto Sans SC Black" w:hAnsi="Noto Sans SC Black" w:hint="eastAsia"/>
+          <w:sz w:val="24"/>
+          <w:szCs w:val="24"/>
+        </w:rPr>
+        <w:t>分，金s/</w:t>
+      </w:r>
+      <w:r>
+        <w:rPr>
+          <w:rFonts w:ascii="Noto Sans SC Black" w:eastAsia="Noto Sans SC Black" w:hAnsi="Noto Sans SC Black"/>
+          <w:sz w:val="24"/>
+          <w:szCs w:val="24"/>
+        </w:rPr>
+        <w:t xml:space="preserve">5ess </w:t>
+      </w:r>
+      <w:r>
+        <w:rPr>
+          <w:rFonts w:ascii="Noto Sans SC Black" w:eastAsia="Noto Sans SC Black" w:hAnsi="Noto Sans SC Black"/>
+          <w:sz w:val="24"/>
+          <w:szCs w:val="24"/>
+        </w:rPr>
+        <w:t>65</w:t>
+      </w:r>
+      <w:r>
+        <w:rPr>
+          <w:rFonts w:ascii="Noto Sans SC Black" w:eastAsia="Noto Sans SC Black" w:hAnsi="Noto Sans SC Black" w:hint="eastAsia"/>
+          <w:sz w:val="24"/>
+          <w:szCs w:val="24"/>
+        </w:rPr>
+        <w:t>分，钻s</w:t>
+      </w:r>
+      <w:r>
+        <w:rPr>
+          <w:rFonts w:ascii="Noto Sans SC Black" w:eastAsia="Noto Sans SC Black" w:hAnsi="Noto Sans SC Black"/>
+          <w:sz w:val="24"/>
+          <w:szCs w:val="24"/>
+        </w:rPr>
+        <w:t xml:space="preserve">/5e </w:t>
+      </w:r>
+      <w:r>
+        <w:rPr>
+          <w:rFonts w:ascii="Noto Sans SC Black" w:eastAsia="Noto Sans SC Black" w:hAnsi="Noto Sans SC Black" w:hint="eastAsia"/>
+          <w:sz w:val="24"/>
+          <w:szCs w:val="24"/>
+        </w:rPr>
+        <w:t>sss</w:t>
+      </w:r>
+      <w:r>
+        <w:rPr>
+          <w:rFonts w:ascii="Noto Sans SC Black" w:eastAsia="Noto Sans SC Black" w:hAnsi="Noto Sans SC Black"/>
+          <w:sz w:val="24"/>
+          <w:szCs w:val="24"/>
+        </w:rPr>
+        <w:t>70</w:t>
+      </w:r>
+      <w:r>
+        <w:rPr>
+          <w:rFonts w:ascii="Noto Sans SC Black" w:eastAsia="Noto Sans SC Black" w:hAnsi="Noto Sans SC Black" w:hint="eastAsia"/>
+          <w:sz w:val="24"/>
+          <w:szCs w:val="24"/>
+        </w:rPr>
+        <w:t>分</w:t>
+      </w:r>
+      <w:r>
+        <w:rPr>
+          <w:rFonts w:ascii="Noto Sans SC Black" w:eastAsia="Noto Sans SC Black" w:hAnsi="Noto Sans SC Black" w:hint="eastAsia"/>
+          <w:sz w:val="24"/>
+          <w:szCs w:val="24"/>
+        </w:rPr>
+        <w:t>，魔王s/</w:t>
+      </w:r>
+      <w:r>
+        <w:rPr>
+          <w:rFonts w:ascii="Noto Sans SC Black" w:eastAsia="Noto Sans SC Black" w:hAnsi="Noto Sans SC Black"/>
+          <w:sz w:val="24"/>
+          <w:szCs w:val="24"/>
+        </w:rPr>
+        <w:t>5</w:t>
+      </w:r>
+      <w:r>
+        <w:rPr>
+          <w:rFonts w:ascii="Noto Sans SC Black" w:eastAsia="Noto Sans SC Black" w:hAnsi="Noto Sans SC Black" w:hint="eastAsia"/>
+          <w:sz w:val="24"/>
+          <w:szCs w:val="24"/>
+        </w:rPr>
+        <w:t>e前百</w:t>
+      </w:r>
+      <w:r>
+        <w:rPr>
+          <w:rFonts w:ascii="Noto Sans SC Black" w:eastAsia="Noto Sans SC Black" w:hAnsi="Noto Sans SC Black"/>
+          <w:sz w:val="24"/>
+          <w:szCs w:val="24"/>
+        </w:rPr>
+        <w:t>s 75</w:t>
+      </w:r>
+      <w:r>
+        <w:rPr>
+          <w:rFonts w:ascii="Noto Sans SC Black" w:eastAsia="Noto Sans SC Black" w:hAnsi="Noto Sans SC Black" w:hint="eastAsia"/>
+          <w:sz w:val="24"/>
+          <w:szCs w:val="24"/>
+        </w:rPr>
+        <w:t>分，同时若选手最高段位为5</w:t>
+      </w:r>
+      <w:r>
+        <w:rPr>
+          <w:rFonts w:ascii="Noto Sans SC Black" w:eastAsia="Noto Sans SC Black" w:hAnsi="Noto Sans SC Black"/>
+          <w:sz w:val="24"/>
+          <w:szCs w:val="24"/>
+        </w:rPr>
+        <w:t>e</w:t>
+      </w:r>
+      <w:r>
+        <w:rPr>
+          <w:rFonts w:ascii="Noto Sans SC Black" w:eastAsia="Noto Sans SC Black" w:hAnsi="Noto Sans SC Black" w:hint="eastAsia"/>
+          <w:sz w:val="24"/>
+          <w:szCs w:val="24"/>
+        </w:rPr>
+        <w:t>段位，分数自动乘0</w:t>
+      </w:r>
+      <w:r>
+        <w:rPr>
+          <w:rFonts w:ascii="Noto Sans SC Black" w:eastAsia="Noto Sans SC Black" w:hAnsi="Noto Sans SC Black"/>
+          <w:sz w:val="24"/>
+          <w:szCs w:val="24"/>
+        </w:rPr>
+        <w:t>.8）</w:t>
+      </w:r>
+      <w:r>
+        <w:rPr>
+          <w:rFonts w:ascii="Noto Sans SC Black" w:eastAsia="Noto Sans SC Black" w:hAnsi="Noto Sans SC Black" w:hint="eastAsia"/>
+          <w:sz w:val="24"/>
+          <w:szCs w:val="24"/>
+        </w:rPr>
+        <w:t>， 同时如果对内有人员变动，则J</w:t>
+      </w:r>
+      <w:r>
+        <w:rPr>
+          <w:rFonts w:ascii="Noto Sans SC Black" w:eastAsia="Noto Sans SC Black" w:hAnsi="Noto Sans SC Black"/>
+          <w:sz w:val="24"/>
+          <w:szCs w:val="24"/>
+        </w:rPr>
+        <w:t>RS</w:t>
+      </w:r>
+      <w:r>
+        <w:rPr>
+          <w:rFonts w:ascii="Noto Sans SC Black" w:eastAsia="Noto Sans SC Black" w:hAnsi="Noto Sans SC Black" w:hint="eastAsia"/>
+          <w:sz w:val="24"/>
+          <w:szCs w:val="24"/>
+        </w:rPr>
+        <w:t>积分也会相应变动</w:t>
+      </w:r>
+    </w:p>
+    <w:p>
+      <w:pPr>
+        <w:ind w:firstLine="480" w:firstLineChars="200"/>
+        <w:rPr>
+          <w:rFonts w:ascii="Noto Sans SC Black" w:eastAsia="Noto Sans SC Black" w:hAnsi="Noto Sans SC Black"/>
+          <w:sz w:val="24"/>
+          <w:szCs w:val="24"/>
+        </w:rPr>
+      </w:pPr>
+      <w:r>
+        <w:rPr>
+          <w:rFonts w:ascii="Noto Sans SC Black" w:eastAsia="Noto Sans SC Black" w:hAnsi="Noto Sans SC Black" w:hint="eastAsia"/>
+          <w:sz w:val="24"/>
+          <w:szCs w:val="24"/>
+        </w:rPr>
+        <w:t>对战积分主要通过j</w:t>
+      </w:r>
+      <w:r>
+        <w:rPr>
+          <w:rFonts w:ascii="Noto Sans SC Black" w:eastAsia="Noto Sans SC Black" w:hAnsi="Noto Sans SC Black"/>
+          <w:sz w:val="24"/>
+          <w:szCs w:val="24"/>
+        </w:rPr>
+        <w:t>ba cup</w:t>
+      </w:r>
+      <w:r>
+        <w:rPr>
+          <w:rFonts w:ascii="Noto Sans SC Black" w:eastAsia="Noto Sans SC Black" w:hAnsi="Noto Sans SC Black" w:hint="eastAsia"/>
+          <w:sz w:val="24"/>
+          <w:szCs w:val="24"/>
+        </w:rPr>
+        <w:t>赛事和j</w:t>
+      </w:r>
+      <w:r>
+        <w:rPr>
+          <w:rFonts w:ascii="Noto Sans SC Black" w:eastAsia="Noto Sans SC Black" w:hAnsi="Noto Sans SC Black"/>
+          <w:sz w:val="24"/>
+          <w:szCs w:val="24"/>
+        </w:rPr>
+        <w:t>ba cup</w:t>
+      </w:r>
+      <w:r>
+        <w:rPr>
+          <w:rFonts w:ascii="Noto Sans SC Black" w:eastAsia="Noto Sans SC Black" w:hAnsi="Noto Sans SC Black" w:hint="eastAsia"/>
+          <w:sz w:val="24"/>
+          <w:szCs w:val="24"/>
+        </w:rPr>
+        <w:t>赛事认证的比赛来积累。赛事积分要通过上届j</w:t>
+      </w:r>
+      <w:r>
+        <w:rPr>
+          <w:rFonts w:ascii="Noto Sans SC Black" w:eastAsia="Noto Sans SC Black" w:hAnsi="Noto Sans SC Black"/>
+          <w:sz w:val="24"/>
+          <w:szCs w:val="24"/>
+        </w:rPr>
+        <w:t>ba cup</w:t>
+      </w:r>
+      <w:r>
+        <w:rPr>
+          <w:rFonts w:ascii="Noto Sans SC Black" w:eastAsia="Noto Sans SC Black" w:hAnsi="Noto Sans SC Black" w:hint="eastAsia"/>
+          <w:sz w:val="24"/>
+          <w:szCs w:val="24"/>
+        </w:rPr>
+        <w:t>的排名计算（冠军4</w:t>
+      </w:r>
+      <w:r>
+        <w:rPr>
+          <w:rFonts w:ascii="Noto Sans SC Black" w:eastAsia="Noto Sans SC Black" w:hAnsi="Noto Sans SC Black"/>
+          <w:sz w:val="24"/>
+          <w:szCs w:val="24"/>
+        </w:rPr>
+        <w:t>00</w:t>
+      </w:r>
+      <w:r>
+        <w:rPr>
+          <w:rFonts w:ascii="Noto Sans SC Black" w:eastAsia="Noto Sans SC Black" w:hAnsi="Noto Sans SC Black" w:hint="eastAsia"/>
+          <w:sz w:val="24"/>
+          <w:szCs w:val="24"/>
+        </w:rPr>
+        <w:t>分，亚军2</w:t>
+      </w:r>
+      <w:r>
+        <w:rPr>
+          <w:rFonts w:ascii="Noto Sans SC Black" w:eastAsia="Noto Sans SC Black" w:hAnsi="Noto Sans SC Black"/>
+          <w:sz w:val="24"/>
+          <w:szCs w:val="24"/>
+        </w:rPr>
+        <w:t>00</w:t>
+      </w:r>
+      <w:r>
+        <w:rPr>
+          <w:rFonts w:ascii="Noto Sans SC Black" w:eastAsia="Noto Sans SC Black" w:hAnsi="Noto Sans SC Black" w:hint="eastAsia"/>
+          <w:sz w:val="24"/>
+          <w:szCs w:val="24"/>
+        </w:rPr>
+        <w:t>分，</w:t>
+      </w:r>
+      <w:r>
+        <w:rPr>
+          <w:rFonts w:ascii="Noto Sans SC Black" w:eastAsia="Noto Sans SC Black" w:hAnsi="Noto Sans SC Black" w:hint="eastAsia"/>
+          <w:sz w:val="24"/>
+          <w:szCs w:val="24"/>
+        </w:rPr>
+        <w:t>三四名5</w:t>
+      </w:r>
+      <w:r>
+        <w:rPr>
+          <w:rFonts w:ascii="Noto Sans SC Black" w:eastAsia="Noto Sans SC Black" w:hAnsi="Noto Sans SC Black"/>
+          <w:sz w:val="24"/>
+          <w:szCs w:val="24"/>
+        </w:rPr>
+        <w:t>0</w:t>
+      </w:r>
+      <w:r>
+        <w:rPr>
+          <w:rFonts w:ascii="Noto Sans SC Black" w:eastAsia="Noto Sans SC Black" w:hAnsi="Noto Sans SC Black" w:hint="eastAsia"/>
+          <w:sz w:val="24"/>
+          <w:szCs w:val="24"/>
+        </w:rPr>
+        <w:t>分</w:t>
+      </w:r>
+      <w:r>
+        <w:rPr>
+          <w:rFonts w:ascii="Noto Sans SC Black" w:eastAsia="Noto Sans SC Black" w:hAnsi="Noto Sans SC Black" w:hint="eastAsia"/>
+          <w:sz w:val="24"/>
+          <w:szCs w:val="24"/>
+        </w:rPr>
+        <w:t>）</w:t>
+      </w:r>
+      <w:r>
+        <w:rPr>
+          <w:rFonts w:ascii="Noto Sans SC Black" w:eastAsia="Noto Sans SC Black" w:hAnsi="Noto Sans SC Black" w:hint="eastAsia"/>
+          <w:sz w:val="24"/>
+          <w:szCs w:val="24"/>
+        </w:rPr>
+        <w:t>，比赛积分主要通过j</w:t>
+      </w:r>
+      <w:r>
+        <w:rPr>
+          <w:rFonts w:ascii="Noto Sans SC Black" w:eastAsia="Noto Sans SC Black" w:hAnsi="Noto Sans SC Black"/>
+          <w:sz w:val="24"/>
+          <w:szCs w:val="24"/>
+        </w:rPr>
+        <w:t xml:space="preserve">ba </w:t>
+      </w:r>
+      <w:r>
+        <w:rPr>
+          <w:rFonts w:ascii="Noto Sans SC Black" w:eastAsia="Noto Sans SC Black" w:hAnsi="Noto Sans SC Black" w:hint="eastAsia"/>
+          <w:sz w:val="24"/>
+          <w:szCs w:val="24"/>
+        </w:rPr>
+        <w:t>cup赛事方的比赛或是j</w:t>
+      </w:r>
+      <w:r>
+        <w:rPr>
+          <w:rFonts w:ascii="Noto Sans SC Black" w:eastAsia="Noto Sans SC Black" w:hAnsi="Noto Sans SC Black"/>
+          <w:sz w:val="24"/>
+          <w:szCs w:val="24"/>
+        </w:rPr>
+        <w:t xml:space="preserve">ba  </w:t>
+      </w:r>
+      <w:r>
+        <w:rPr>
+          <w:rFonts w:ascii="Noto Sans SC Black" w:eastAsia="Noto Sans SC Black" w:hAnsi="Noto Sans SC Black" w:hint="eastAsia"/>
+          <w:sz w:val="24"/>
+          <w:szCs w:val="24"/>
+        </w:rPr>
+        <w:t>cu</w:t>
+      </w:r>
+      <w:r>
+        <w:rPr>
+          <w:rFonts w:ascii="Noto Sans SC Black" w:eastAsia="Noto Sans SC Black" w:hAnsi="Noto Sans SC Black"/>
+          <w:sz w:val="24"/>
+          <w:szCs w:val="24"/>
+        </w:rPr>
+        <w:t>p</w:t>
+      </w:r>
+      <w:r>
+        <w:rPr>
+          <w:rFonts w:ascii="Noto Sans SC Black" w:eastAsia="Noto Sans SC Black" w:hAnsi="Noto Sans SC Black" w:hint="eastAsia"/>
+          <w:sz w:val="24"/>
+          <w:szCs w:val="24"/>
+        </w:rPr>
+        <w:t>认证的比赛计算（强队胜弱队获得2</w:t>
+      </w:r>
+      <w:r>
+        <w:rPr>
+          <w:rFonts w:ascii="Noto Sans SC Black" w:eastAsia="Noto Sans SC Black" w:hAnsi="Noto Sans SC Black"/>
+          <w:sz w:val="24"/>
+          <w:szCs w:val="24"/>
+        </w:rPr>
+        <w:t>0</w:t>
+      </w:r>
+      <w:r>
+        <w:rPr>
+          <w:rFonts w:ascii="Noto Sans SC Black" w:eastAsia="Noto Sans SC Black" w:hAnsi="Noto Sans SC Black" w:hint="eastAsia"/>
+          <w:sz w:val="24"/>
+          <w:szCs w:val="24"/>
+        </w:rPr>
+        <w:t>分，反之扣4</w:t>
+      </w:r>
+      <w:r>
+        <w:rPr>
+          <w:rFonts w:ascii="Noto Sans SC Black" w:eastAsia="Noto Sans SC Black" w:hAnsi="Noto Sans SC Black"/>
+          <w:sz w:val="24"/>
+          <w:szCs w:val="24"/>
+        </w:rPr>
+        <w:t>0</w:t>
+      </w:r>
+      <w:r>
+        <w:rPr>
+          <w:rFonts w:ascii="Noto Sans SC Black" w:eastAsia="Noto Sans SC Black" w:hAnsi="Noto Sans SC Black" w:hint="eastAsia"/>
+          <w:sz w:val="24"/>
+          <w:szCs w:val="24"/>
+        </w:rPr>
+        <w:t>分，弱队胜强队获得4</w:t>
+      </w:r>
+      <w:r>
+        <w:rPr>
+          <w:rFonts w:ascii="Noto Sans SC Black" w:eastAsia="Noto Sans SC Black" w:hAnsi="Noto Sans SC Black"/>
+          <w:sz w:val="24"/>
+          <w:szCs w:val="24"/>
+        </w:rPr>
+        <w:t>0</w:t>
+      </w:r>
+      <w:r>
+        <w:rPr>
+          <w:rFonts w:ascii="Noto Sans SC Black" w:eastAsia="Noto Sans SC Black" w:hAnsi="Noto Sans SC Black" w:hint="eastAsia"/>
+          <w:sz w:val="24"/>
+          <w:szCs w:val="24"/>
+        </w:rPr>
+        <w:t>分，若双</w:t>
+      </w:r>
+      <w:r>
+        <w:rPr>
+          <w:rFonts w:ascii="Noto Sans SC Black" w:eastAsia="Noto Sans SC Black" w:hAnsi="Noto Sans SC Black" w:hint="eastAsia"/>
+          <w:sz w:val="24"/>
+          <w:szCs w:val="24"/>
+        </w:rPr>
+        <w:t>方</w:t>
+      </w:r>
+      <w:r>
+        <w:rPr>
+          <w:rFonts w:ascii="Noto Sans SC Black" w:eastAsia="Noto Sans SC Black" w:hAnsi="Noto Sans SC Black" w:hint="eastAsia"/>
+          <w:sz w:val="24"/>
+          <w:szCs w:val="24"/>
+        </w:rPr>
+        <w:t>分差超5</w:t>
+      </w:r>
+      <w:r>
+        <w:rPr>
+          <w:rFonts w:ascii="Noto Sans SC Black" w:eastAsia="Noto Sans SC Black" w:hAnsi="Noto Sans SC Black"/>
+          <w:sz w:val="24"/>
+          <w:szCs w:val="24"/>
+        </w:rPr>
+        <w:t>0</w:t>
+      </w:r>
+      <w:r>
+        <w:rPr>
+          <w:rFonts w:ascii="Noto Sans SC Black" w:eastAsia="Noto Sans SC Black" w:hAnsi="Noto Sans SC Black" w:hint="eastAsia"/>
+          <w:sz w:val="24"/>
+          <w:szCs w:val="24"/>
+        </w:rPr>
+        <w:t>分，则在原有的积分上额外获得5</w:t>
+      </w:r>
+      <w:r>
+        <w:rPr>
+          <w:rFonts w:ascii="Noto Sans SC Black" w:eastAsia="Noto Sans SC Black" w:hAnsi="Noto Sans SC Black"/>
+          <w:sz w:val="24"/>
+          <w:szCs w:val="24"/>
+        </w:rPr>
+        <w:t>0%,</w:t>
+      </w:r>
+      <w:r>
+        <w:rPr>
+          <w:rFonts w:ascii="Noto Sans SC Black" w:eastAsia="Noto Sans SC Black" w:hAnsi="Noto Sans SC Black" w:hint="eastAsia"/>
+          <w:sz w:val="24"/>
+          <w:szCs w:val="24"/>
+        </w:rPr>
+        <w:t>反之扣2</w:t>
+      </w:r>
+      <w:r>
+        <w:rPr>
+          <w:rFonts w:ascii="Noto Sans SC Black" w:eastAsia="Noto Sans SC Black" w:hAnsi="Noto Sans SC Black"/>
+          <w:sz w:val="24"/>
+          <w:szCs w:val="24"/>
+        </w:rPr>
+        <w:t>0</w:t>
+      </w:r>
+      <w:r>
+        <w:rPr>
+          <w:rFonts w:ascii="Noto Sans SC Black" w:eastAsia="Noto Sans SC Black" w:hAnsi="Noto Sans SC Black" w:hint="eastAsia"/>
+          <w:sz w:val="24"/>
+          <w:szCs w:val="24"/>
+        </w:rPr>
+        <w:t>分）。若队伍人员更换三名及以上，则对战积分扣除原先的4</w:t>
+      </w:r>
+      <w:r>
+        <w:rPr>
+          <w:rFonts w:ascii="Noto Sans SC Black" w:eastAsia="Noto Sans SC Black" w:hAnsi="Noto Sans SC Black"/>
+          <w:sz w:val="24"/>
+          <w:szCs w:val="24"/>
+        </w:rPr>
+        <w:t>0</w:t>
+      </w:r>
+      <w:r>
+        <w:rPr>
+          <w:rFonts w:ascii="Noto Sans SC Black" w:eastAsia="Noto Sans SC Black" w:hAnsi="Noto Sans SC Black" w:hint="eastAsia"/>
+          <w:sz w:val="24"/>
+          <w:szCs w:val="24"/>
+        </w:rPr>
+        <w:t>%。</w:t>
+      </w:r>
+    </w:p>
+    <w:p>
+      <w:pPr>
+        <w:pStyle w:val="ListParagraph"/>
+        <w:numPr>
+          <w:ilvl w:val="0"/>
+          <w:numId w:val="1"/>
+        </w:numPr>
+        <w:ind w:firstLineChars="0"/>
+        <w:jc w:val="left"/>
+        <w:rPr>
+          <w:rFonts w:ascii="Noto Sans SC Black" w:eastAsia="Noto Sans SC Black" w:hAnsi="Noto Sans SC Black"/>
+          <w:sz w:val="40"/>
+          <w:szCs w:val="40"/>
+        </w:rPr>
+      </w:pPr>
+      <w:r>
+        <w:rPr>
+          <w:rFonts w:ascii="Noto Sans SC Black" w:eastAsia="Noto Sans SC Black" w:hAnsi="Noto Sans SC Black" w:hint="eastAsia"/>
+          <w:sz w:val="40"/>
+          <w:szCs w:val="40"/>
+        </w:rPr>
+        <w:t>参赛队员规则</w:t>
+      </w:r>
+    </w:p>
+    <w:p>
+      <w:pPr>
+        <w:ind w:firstLine="480" w:firstLineChars="200"/>
+        <w:rPr>
+          <w:rFonts w:ascii="Noto Sans SC Black" w:eastAsia="Noto Sans SC Black" w:hAnsi="Noto Sans SC Black"/>
+          <w:sz w:val="24"/>
+          <w:szCs w:val="24"/>
+        </w:rPr>
+      </w:pPr>
+      <w:r>
+        <w:rPr>
+          <w:rFonts w:ascii="Noto Sans SC Black" w:eastAsia="Noto Sans SC Black" w:hAnsi="Noto Sans SC Black" w:hint="eastAsia"/>
+          <w:sz w:val="24"/>
+          <w:szCs w:val="24"/>
+        </w:rPr>
+        <w:t>本届赛事（j</w:t>
+      </w:r>
+      <w:r>
+        <w:rPr>
+          <w:rFonts w:ascii="Noto Sans SC Black" w:eastAsia="Noto Sans SC Black" w:hAnsi="Noto Sans SC Black"/>
+          <w:sz w:val="24"/>
+          <w:szCs w:val="24"/>
+        </w:rPr>
+        <w:t>ba cup s3</w:t>
+      </w:r>
+      <w:r>
+        <w:rPr>
+          <w:rFonts w:ascii="Noto Sans SC Black" w:eastAsia="Noto Sans SC Black" w:hAnsi="Noto Sans SC Black" w:hint="eastAsia"/>
+          <w:sz w:val="24"/>
+          <w:szCs w:val="24"/>
+        </w:rPr>
+        <w:t>）的人员报名截至日期比赛前一天，每支队伍必须确定5名首发参赛人员，可以额外配备一位教练和一名替补。除特殊情况外，不准在比赛期间更换人员。</w:t>
+      </w:r>
+    </w:p>
+    <w:p>
+      <w:pPr>
+        <w:jc w:val="left"/>
+        <w:rPr>
+          <w:rFonts w:ascii="Noto Sans SC Black" w:eastAsia="Noto Sans SC Black" w:hAnsi="Noto Sans SC Black"/>
+          <w:sz w:val="40"/>
+          <w:szCs w:val="40"/>
+        </w:rPr>
+      </w:pPr>
+      <w:r>
+        <w:rPr>
+          <w:rFonts w:ascii="Noto Sans SC Black" w:eastAsia="Noto Sans SC Black" w:hAnsi="Noto Sans SC Black" w:hint="eastAsia"/>
+          <w:sz w:val="40"/>
+          <w:szCs w:val="40"/>
+        </w:rPr>
+        <w:t>三、比赛规则</w:t>
+      </w:r>
+    </w:p>
+    <w:p>
+      <w:pPr>
+        <w:ind w:firstLine="480" w:firstLineChars="200"/>
+        <w:rPr>
+          <w:rFonts w:ascii="Noto Sans SC Black" w:eastAsia="Noto Sans SC Black" w:hAnsi="Noto Sans SC Black"/>
+          <w:sz w:val="24"/>
+          <w:szCs w:val="24"/>
+        </w:rPr>
+      </w:pPr>
+      <w:r>
+        <w:rPr>
+          <w:rFonts w:ascii="Noto Sans SC Black" w:eastAsia="Noto Sans SC Black" w:hAnsi="Noto Sans SC Black" w:hint="eastAsia"/>
+          <w:sz w:val="24"/>
+          <w:szCs w:val="24"/>
+        </w:rPr>
+        <w:t>本届赛事采用全程b</w:t>
+      </w:r>
+      <w:r>
+        <w:rPr>
+          <w:rFonts w:ascii="Noto Sans SC Black" w:eastAsia="Noto Sans SC Black" w:hAnsi="Noto Sans SC Black"/>
+          <w:sz w:val="24"/>
+          <w:szCs w:val="24"/>
+        </w:rPr>
+        <w:t>o3</w:t>
+      </w:r>
+      <w:r>
+        <w:rPr>
+          <w:rFonts w:ascii="Noto Sans SC Black" w:eastAsia="Noto Sans SC Black" w:hAnsi="Noto Sans SC Black" w:hint="eastAsia"/>
+          <w:sz w:val="24"/>
+          <w:szCs w:val="24"/>
+        </w:rPr>
+        <w:t>模式，选图规则为弱队和强队轮流先禁一张选图，再依次选择一张选图，最后再轮流禁一张图，剩一张决胜图。</w:t>
+      </w:r>
+    </w:p>
+    <w:p>
+      <w:pPr>
+        <w:ind w:firstLine="480" w:firstLineChars="200"/>
+        <w:rPr>
+          <w:rFonts w:ascii="Noto Sans SC Black" w:eastAsia="Noto Sans SC Black" w:hAnsi="Noto Sans SC Black"/>
+          <w:sz w:val="24"/>
+          <w:szCs w:val="24"/>
+        </w:rPr>
+      </w:pPr>
+      <w:r>
+        <w:rPr>
+          <w:rFonts w:ascii="Noto Sans SC Black" w:eastAsia="Noto Sans SC Black" w:hAnsi="Noto Sans SC Black" w:hint="eastAsia"/>
+          <w:sz w:val="24"/>
+          <w:szCs w:val="24"/>
+        </w:rPr>
+        <w:t>本届比赛要安插裁判进入语音频道，裁判保持全程禁音，语音频道内不允许出现与比赛无关人员。</w:t>
+      </w:r>
+    </w:p>
+    <w:p>
+      <w:pPr>
+        <w:ind w:firstLine="480" w:firstLineChars="200"/>
+        <w:rPr>
+          <w:rFonts w:ascii="Noto Sans SC Black" w:eastAsia="Noto Sans SC Black" w:hAnsi="Noto Sans SC Black"/>
+          <w:sz w:val="24"/>
+          <w:szCs w:val="24"/>
+        </w:rPr>
+      </w:pPr>
+      <w:r>
+        <w:rPr>
+          <w:rFonts w:ascii="Noto Sans SC Black" w:eastAsia="Noto Sans SC Black" w:hAnsi="Noto Sans SC Black" w:hint="eastAsia"/>
+          <w:sz w:val="24"/>
+          <w:szCs w:val="24"/>
+        </w:rPr>
+        <w:t>教练允许在回合结束或是暂停时与队员沟通，教练正能讲除对方人员信息以外的内容。</w:t>
+      </w:r>
+    </w:p>
+    <w:p>
+      <w:pPr>
+        <w:ind w:firstLine="480" w:firstLineChars="200"/>
+        <w:rPr>
+          <w:rFonts w:ascii="Noto Sans SC Black" w:eastAsia="Noto Sans SC Black" w:hAnsi="Noto Sans SC Black"/>
+          <w:sz w:val="24"/>
+          <w:szCs w:val="24"/>
+        </w:rPr>
+      </w:pPr>
+      <w:r>
+        <w:rPr>
+          <w:rFonts w:ascii="Noto Sans SC Black" w:eastAsia="Noto Sans SC Black" w:hAnsi="Noto Sans SC Black" w:hint="eastAsia"/>
+          <w:sz w:val="24"/>
+          <w:szCs w:val="24"/>
+        </w:rPr>
+        <w:t>比赛中有人掉线比赛服务器不会进行回档操作</w:t>
+      </w:r>
+    </w:p>
+    <w:p>
+      <w:pPr>
+        <w:ind w:firstLine="480" w:firstLineChars="200"/>
+        <w:rPr>
+          <w:rFonts w:ascii="Noto Sans SC Black" w:eastAsia="Noto Sans SC Black" w:hAnsi="Noto Sans SC Black"/>
+          <w:sz w:val="24"/>
+          <w:szCs w:val="24"/>
+        </w:rPr>
+      </w:pPr>
+      <w:r>
+        <w:rPr>
+          <w:rFonts w:ascii="Noto Sans SC Black" w:eastAsia="Noto Sans SC Black" w:hAnsi="Noto Sans SC Black" w:hint="eastAsia"/>
+          <w:sz w:val="24"/>
+          <w:szCs w:val="24"/>
+        </w:rPr>
+        <w:t>拼刀选边过程中严禁点，必须在空地对决</w:t>
+      </w:r>
+    </w:p>
+    <w:p>
+      <w:pPr>
+        <w:ind w:firstLine="720" w:firstLineChars="200"/>
+        <w:rPr>
+          <w:rFonts w:ascii="Noto Sans SC Black" w:eastAsia="Noto Sans SC Black" w:hAnsi="Noto Sans SC Black" w:hint="eastAsia"/>
+          <w:sz w:val="36"/>
+          <w:szCs w:val="36"/>
+        </w:rPr>
+      </w:pPr>
+    </w:p>
+    <w:sectPr>
+      <w:pgSz w:w="11906" w:h="16838"/>
+      <w:pgMar w:top="1440" w:right="1800" w:bottom="1440" w:left="1800" w:header="851" w:footer="992" w:gutter="0"/>
+      <w:cols w:space="425"/>
+      <w:docGrid w:type="lines" w:linePitch="312"/>
+    </w:sectPr>
+  </w:body>
+</w:document>
+</file>
+
+<file path=word/numbering.xml><?xml version="1.0" encoding="utf-8"?>
+<w:numbering xmlns:wpc="http://schemas.microsoft.com/office/word/2010/wordprocessingCanvas" xmlns:cx="http://schemas.microsoft.com/office/drawing/2014/chartex" xmlns:cx1="http://schemas.microsoft.com/office/drawing/2015/9/8/chartex" xmlns:cx2="http://schemas.microsoft.com/office/drawing/2015/10/21/chartex" xmlns:cx3="http://schemas.microsoft.com/office/drawing/2016/5/9/chartex" xmlns:cx4="http://schemas.microsoft.com/office/drawing/2016/5/10/chartex" xmlns:cx5="http://schemas.microsoft.com/office/drawing/2016/5/11/chartex" xmlns:mc="http://schemas.openxmlformats.org/markup-compatibility/2006" xmlns:o="urn:schemas-microsoft-com:office:office" xmlns:r="http://schemas.openxmlformats.org/officeDocument/2006/relationships" xmlns:m="http://schemas.openxmlformats.org/officeDocument/2006/math" xmlns:v="urn:schemas-microsoft-com:vml" xmlns:wp14="http://schemas.microsoft.com/office/word/2010/wordprocessingDrawing" xmlns:wp="http://schemas.openxmlformats.org/drawingml/2006/wordprocessingDrawing" xmlns:w10="urn:schemas-microsoft-com:office:word" xmlns:w="http://schemas.openxmlformats.org/wordprocessingml/2006/main" xmlns:w14="http://schemas.microsoft.com/office/word/2010/wordml" xmlns:w15="http://schemas.microsoft.com/office/word/2012/wordml" xmlns:wne="http://schemas.microsoft.com/office/word/2006/wordml" xmlns:wpg="http://schemas.microsoft.com/office/word/2010/wordprocessingGroup" xmlns:wpi="http://schemas.microsoft.com/office/word/2010/wordprocessingInk" xmlns:wps="http://schemas.microsoft.com/office/word/2010/wordprocessingShape" mc:Ignorable="w14 w15 wp14">
+  <w:abstractNum w:abstractNumId="0">
+    <w:nsid w:val="4F4A1807"/>
+    <w:multiLevelType w:val="hybridMultilevel"/>
+    <w:tmpl w:val="9ADC5174"/>
+    <w:lvl w:ilvl="0">
+      <w:start w:val="1"/>
+      <w:numFmt w:val="japaneseCounting"/>
+      <w:lvlText w:val="%1、"/>
+      <w:lvlJc w:val="left"/>
+      <w:pPr>
+        <w:ind w:left="810" w:hanging="810"/>
+      </w:pPr>
+      <w:rPr>
+        <w:rFonts w:hint="default"/>
+      </w:rPr>
+    </w:lvl>
+    <w:lvl w:ilvl="1" w:tentative="1">
+      <w:start w:val="1"/>
+      <w:numFmt w:val="lowerLetter"/>
+      <w:lvlText w:val="%2)"/>
+      <w:lvlJc w:val="left"/>
+      <w:pPr>
+        <w:ind w:left="840" w:hanging="420"/>
+      </w:pPr>
+    </w:lvl>
+    <w:lvl w:ilvl="2" w:tentative="1">
+      <w:start w:val="1"/>
+      <w:numFmt w:val="lowerRoman"/>
+      <w:lvlText w:val="%3."/>
+      <w:lvlJc w:val="right"/>
+      <w:pPr>
+        <w:ind w:left="1260" w:hanging="420"/>
+      </w:pPr>
+    </w:lvl>
+    <w:lvl w:ilvl="3" w:tentative="1">
+      <w:start w:val="1"/>
+      <w:numFmt w:val="decimal"/>
+      <w:lvlText w:val="%4."/>
+      <w:lvlJc w:val="left"/>
+      <w:pPr>
+        <w:ind w:left="1680" w:hanging="420"/>
+      </w:pPr>
+    </w:lvl>
+    <w:lvl w:ilvl="4" w:tentative="1">
+      <w:start w:val="1"/>
+      <w:numFmt w:val="lowerLetter"/>
+      <w:lvlText w:val="%5)"/>
+      <w:lvlJc w:val="left"/>
+      <w:pPr>
+        <w:ind w:left="2100" w:hanging="420"/>
+      </w:pPr>
+    </w:lvl>
+    <w:lvl w:ilvl="5" w:tentative="1">
+      <w:start w:val="1"/>
+      <w:numFmt w:val="lowerRoman"/>
+      <w:lvlText w:val="%6."/>
+      <w:lvlJc w:val="right"/>
+      <w:pPr>
+        <w:ind w:left="2520" w:hanging="420"/>
+      </w:pPr>
+    </w:lvl>
+    <w:lvl w:ilvl="6" w:tentative="1">
+      <w:start w:val="1"/>
+      <w:numFmt w:val="decimal"/>
+      <w:lvlText w:val="%7."/>
+      <w:lvlJc w:val="left"/>
+      <w:pPr>
+        <w:ind w:left="2940" w:hanging="420"/>
+      </w:pPr>
+    </w:lvl>
+    <w:lvl w:ilvl="7" w:tentative="1">
+      <w:start w:val="1"/>
+      <w:numFmt w:val="lowerLetter"/>
+      <w:lvlText w:val="%8)"/>
+      <w:lvlJc w:val="left"/>
+      <w:pPr>
+        <w:ind w:left="3360" w:hanging="420"/>
+      </w:pPr>
+    </w:lvl>
+    <w:lvl w:ilvl="8" w:tentative="1">
+      <w:start w:val="1"/>
+      <w:numFmt w:val="lowerRoman"/>
+      <w:lvlText w:val="%9."/>
+      <w:lvlJc w:val="right"/>
+      <w:pPr>
+        <w:ind w:left="3780" w:hanging="420"/>
+      </w:pPr>
+    </w:lvl>
+  </w:abstractNum>
+  <w:num w:numId="1">
+    <w:abstractNumId w:val="0"/>
+  </w:num>
+</w:numbering>
+</file>
+
+<file path=word/styles.xml><?xml version="1.0" encoding="utf-8"?>
+<w:styles xmlns:mc="http://schemas.openxmlformats.org/markup-compatibility/2006" xmlns:r="http://schemas.openxmlformats.org/officeDocument/2006/relationships" xmlns:w="http://schemas.openxmlformats.org/wordprocessingml/2006/main" xmlns:w14="http://schemas.microsoft.com/office/word/2010/wordml" xmlns:w15="http://schemas.microsoft.com/office/word/2012/wordml" mc:Ignorable="w14 w15">
+  <w:docDefaults>
+    <w:rPrDefault>
+      <w:rPr>
+        <w:rFonts w:ascii="等线" w:eastAsia="等线" w:hAnsi="等线" w:cs="Times New Roman"/>
+        <w:lang w:val="en-US" w:eastAsia="zh-CN" w:bidi="ar-SA"/>
+      </w:rPr>
+    </w:rPrDefault>
+    <w:pPrDefault/>
+  </w:docDefaults>
+  <w:latentStyles w:defLockedState="0" w:defUIPriority="99" w:defSemiHidden="1" w:defUnhideWhenUsed="1" w:defQFormat="0" w:count="267">
+    <w:lsdException w:name="Normal" w:semiHidden="0" w:uiPriority="0" w:unhideWhenUsed="0" w:qFormat="1"/>
+    <w:lsdException w:name="heading 1" w:semiHidden="0" w:uiPriority="9" w:unhideWhenUsed="0" w:qFormat="1"/>
+    <w:lsdException w:name="heading 2" w:uiPriority="9" w:qFormat="1"/>
+    <w:lsdException w:name="heading 3" w:uiPriority="9" w:qFormat="1"/>
+    <w:lsdException w:name="heading 4" w:uiPriority="9" w:qFormat="1"/>
+    <w:lsdException w:name="heading 5" w:uiPriority="9" w:qFormat="1"/>
+    <w:lsdException w:name="heading 6" w:uiPriority="9" w:qFormat="1"/>
+    <w:lsdException w:name="heading 7" w:uiPriority="9" w:qFormat="1"/>
+    <w:lsdException w:name="heading 8" w:uiPriority="9" w:qFormat="1"/>
+    <w:lsdException w:name="heading 9" w:uiPriority="9" w:qFormat="1"/>
+    <w:lsdException w:name="toc 1" w:uiPriority="39"/>
+    <w:lsdException w:name="toc 2" w:uiPriority="39"/>
+    <w:lsdException w:name="toc 3" w:uiPriority="39"/>
+    <w:lsdException w:name="toc 4" w:uiPriority="39"/>
+    <w:lsdException w:name="toc 5" w:uiPriority="39"/>
+    <w:lsdException w:name="toc 6" w:uiPriority="39"/>
+    <w:lsdException w:name="toc 7" w:uiPriority="39"/>
+    <w:lsdException w:name="toc 8" w:uiPriority="39"/>
+    <w:lsdException w:name="toc 9" w:uiPriority="39"/>
+    <w:lsdException w:name="caption" w:uiPriority="35" w:qFormat="1"/>
+    <w:lsdException w:name="Title" w:semiHidden="0" w:uiPriority="10" w:unhideWhenUsed="0" w:qFormat="1"/>
+    <w:lsdException w:name="Default Paragraph Font" w:uiPriority="1"/>
+    <w:lsdException w:name="Subtitle" w:semiHidden="0" w:uiPriority="11" w:unhideWhenUsed="0" w:qFormat="1"/>
+    <w:lsdException w:name="Strong" w:semiHidden="0" w:uiPriority="22" w:unhideWhenUsed="0" w:qFormat="1"/>
+    <w:lsdException w:name="Emphasis" w:semiHidden="0" w:uiPriority="20" w:unhideWhenUsed="0" w:qFormat="1"/>
+    <w:lsdException w:name="Table Grid" w:semiHidden="0" w:uiPriority="39" w:unhideWhenUsed="0"/>
+    <w:lsdException w:name="Placeholder Text" w:unhideWhenUsed="0"/>
+    <w:lsdException w:name="No Spacing" w:semiHidden="0" w:uiPriority="1" w:unhideWhenUsed="0" w:qFormat="1"/>
+    <w:lsdException w:name="Light Shading" w:uiPriority="60"/>
+    <w:lsdException w:name="Light List" w:uiPriority="61"/>
+    <w:lsdException w:name="Light Grid" w:uiPriority="62"/>
+    <w:lsdException w:name="Medium Shading 1" w:uiPriority="63"/>
+    <w:lsdException w:name="Medium Shading 2" w:uiPriority="64"/>
+    <w:lsdException w:name="Medium List 1" w:uiPriority="65"/>
+    <w:lsdException w:name="Medium List 2" w:uiPriority="66"/>
+    <w:lsdException w:name="Medium Grid 1" w:uiPriority="67"/>
+    <w:lsdException w:name="Medium Grid 2" w:uiPriority="68"/>
+    <w:lsdException w:name="Medium Grid 3" w:uiPriority="69"/>
+    <w:lsdException w:name="Dark List" w:uiPriority="70"/>
+    <w:lsdException w:name="Colorful Shading" w:uiPriority="71"/>
+    <w:lsdException w:name="Colorful List" w:uiPriority="72"/>
+    <w:lsdException w:name="Colorful Grid" w:uiPriority="73"/>
+    <w:lsdException w:name="Light Shading Accent 1" w:uiPriority="60"/>
+    <w:lsdException w:name="Light List Accent 1" w:uiPriority="61"/>
+    <w:lsdException w:name="Light Grid Accent 1" w:uiPriority="62"/>
+    <w:lsdException w:name="Medium Shading 1 Accent 1" w:uiPriority="63"/>
+    <w:lsdException w:name="Medium Shading 2 Accent 1" w:uiPriority="64"/>
+    <w:lsdException w:name="Medium List 1 Accent 1" w:uiPriority="65"/>
+    <w:lsdException w:name="Revision" w:unhideWhenUsed="0"/>
+    <w:lsdException w:name="List Paragraph" w:semiHidden="0" w:uiPriority="34" w:unhideWhenUsed="0" w:qFormat="1"/>
+    <w:lsdException w:name="Quote" w:semiHidden="0" w:uiPriority="29" w:unhideWhenUsed="0" w:qFormat="1"/>
+    <w:lsdException w:name="Intense Quote" w:semiHidden="0" w:uiPriority="30" w:unhideWhenUsed="0" w:qFormat="1"/>
+    <w:lsdException w:name="Medium List 2 Accent 1" w:uiPriority="66"/>
+    <w:lsdException w:name="Medium Grid 1 Accent 1" w:uiPriority="67"/>
+    <w:lsdException w:name="Medium Grid 2 Accent 1" w:uiPriority="68"/>
+    <w:lsdException w:name="Medium Grid 3 Accent 1" w:uiPriority="69"/>
+    <w:lsdException w:name="Dark List Accent 1" w:uiPriority="70"/>
+    <w:lsdException w:name="Colorful Shading Accent 1" w:uiPriority="71"/>
+    <w:lsdException w:name="Colorful List Accent 1" w:uiPriority="72"/>
+    <w:lsdException w:name="Colorful Grid Accent 1" w:uiPriority="73"/>
+    <w:lsdException w:name="Light Shading Accent 2" w:uiPriority="60"/>
+    <w:lsdException w:name="Light List Accent 2" w:uiPriority="61"/>
+    <w:lsdException w:name="Light Grid Accent 2" w:uiPriority="62"/>
+    <w:lsdException w:name="Medium Shading 1 Accent 2" w:uiPriority="63"/>
+    <w:lsdException w:name="Medium Shading 2 Accent 2" w:uiPriority="64"/>
+    <w:lsdException w:name="Medium List 1 Accent 2" w:uiPriority="65"/>
+    <w:lsdException w:name="Medium List 2 Accent 2" w:uiPriority="66"/>
+    <w:lsdException w:name="Medium Grid 1 Accent 2" w:uiPriority="67"/>
+    <w:lsdException w:name="Medium Grid 2 Accent 2" w:uiPriority="68"/>
+    <w:lsdException w:name="Medium Grid 3 Accent 2" w:uiPriority="69"/>
+    <w:lsdException w:name="Dark List Accent 2" w:uiPriority="70"/>
+    <w:lsdException w:name="Colorful Shading Accent 2" w:uiPriority="71"/>
+    <w:lsdException w:name="Colorful List Accent 2" w:uiPriority="72"/>
+    <w:lsdException w:name="Colorful Grid Accent 2" w:uiPriority="73"/>
+    <w:lsdException w:name="Light Shading Accent 3" w:uiPriority="60"/>
+    <w:lsdException w:name="Light List Accent 3" w:uiPriority="61"/>
+    <w:lsdException w:name="Light Grid Accent 3" w:uiPriority="62"/>
+    <w:lsdException w:name="Medium Shading 1 Accent 3" w:uiPriority="63"/>
+    <w:lsdException w:name="Medium Shading 2 Accent 3" w:uiPriority="64"/>
+    <w:lsdException w:name="Medium List 1 Accent 3" w:uiPriority="65"/>
+    <w:lsdException w:name="Medium List 2 Accent 3" w:uiPriority="66"/>
+    <w:lsdException w:name="Medium Grid 1 Accent 3" w:uiPriority="67"/>
+    <w:lsdException w:name="Medium Grid 2 Accent 3" w:uiPriority="68"/>
+    <w:lsdException w:name="Medium Grid 3 Accent 3" w:uiPriority="69"/>
+    <w:lsdException w:name="Dark List Accent 3" w:uiPriority="70"/>
+    <w:lsdException w:name="Colorful Shading Accent 3" w:uiPriority="71"/>
+    <w:lsdException w:name="Colorful List Accent 3" w:uiPriority="72"/>
+    <w:lsdException w:name="Colorful Grid Accent 3" w:uiPriority="73"/>
+    <w:lsdException w:name="Light Shading Accent 4" w:uiPriority="60"/>
+    <w:lsdException w:name="Light List Accent 4" w:uiPriority="61"/>
+    <w:lsdException w:name="Light Grid Accent 4" w:uiPriority="62"/>
+    <w:lsdException w:name="Medium Shading 1 Accent 4" w:uiPriority="63"/>
+    <w:lsdException w:name="Medium Shading 2 Accent 4" w:uiPriority="64"/>
+    <w:lsdException w:name="Medium List 1 Accent 4" w:uiPriority="65"/>
+    <w:lsdException w:name="Medium List 2 Accent 4" w:uiPriority="66"/>
+    <w:lsdException w:name="Medium Grid 1 Accent 4" w:uiPriority="67"/>
+    <w:lsdException w:name="Medium Grid 2 Accent 4" w:uiPriority="68"/>
+    <w:lsdException w:name="Medium Grid 3 Accent 4" w:uiPriority="69"/>
+    <w:lsdException w:name="Dark List Accent 4" w:uiPriority="70"/>
+    <w:lsdException w:name="Colorful Shading Accent 4" w:uiPriority="71"/>
+    <w:lsdException w:name="Colorful List Accent 4" w:uiPriority="72"/>
+    <w:lsdException w:name="Colorful Grid Accent 4" w:uiPriority="73"/>
+    <w:lsdException w:name="Light Shading Accent 5" w:uiPriority="60"/>
+    <w:lsdException w:name="Light List Accent 5" w:uiPriority="61"/>
+    <w:lsdException w:name="Light Grid Accent 5" w:uiPriority="62"/>
+    <w:lsdException w:name="Medium Shading 1 Accent 5" w:uiPriority="63"/>
+    <w:lsdException w:name="Medium Shading 2 Accent 5" w:uiPriority="64"/>
+    <w:lsdException w:name="Medium List 1 Accent 5" w:uiPriority="65"/>
+    <w:lsdException w:name="Medium List 2 Accent 5" w:uiPriority="66"/>
+    <w:lsdException w:name="Medium Grid 1 Accent 5" w:uiPriority="67"/>
+    <w:lsdException w:name="Medium Grid 2 Accent 5" w:uiPriority="68"/>
+    <w:lsdException w:name="Medium Grid 3 Accent 5" w:uiPriority="69"/>
+    <w:lsdException w:name="Dark List Accent 5" w:uiPriority="70"/>
+    <w:lsdException w:name="Colorful Shading Accent 5" w:uiPriority="71"/>
+    <w:lsdException w:name="Colorful List Accent 5" w:uiPriority="72"/>
+    <w:lsdException w:name="Colorful Grid Accent 5" w:uiPriority="73"/>
+    <w:lsdException w:name="Light Shading Accent 6" w:uiPriority="60"/>
+    <w:lsdException w:name="Light List Accent 6" w:uiPriority="61"/>
+    <w:lsdException w:name="Light Grid Accent 6" w:uiPriority="62"/>
+    <w:lsdException w:name="Medium Shading 1 Accent 6" w:uiPriority="63"/>
+    <w:lsdException w:name="Medium Shading 2 Accent 6" w:uiPriority="64"/>
+    <w:lsdException w:name="Medium List 1 Accent 6" w:uiPriority="65"/>
+    <w:lsdException w:name="Medium List 2 Accent 6" w:uiPriority="66"/>
+    <w:lsdException w:name="Medium Grid 1 Accent 6" w:uiPriority="67"/>
+    <w:lsdException w:name="Medium Grid 2 Accent 6" w:uiPriority="68"/>
+    <w:lsdException w:name="Medium Grid 3 Accent 6" w:uiPriority="69"/>
+    <w:lsdException w:name="Dark List Accent 6" w:uiPriority="70"/>
+    <w:lsdException w:name="Colorful Shading Accent 6" w:uiPriority="71"/>
+    <w:lsdException w:name="Colorful List Accent 6" w:uiPriority="72"/>
+    <w:lsdException w:name="Colorful Grid Accent 6" w:uiPriority="73"/>
+    <w:lsdException w:name="Subtle Emphasis" w:semiHidden="0" w:uiPriority="19" w:unhideWhenUsed="0" w:qFormat="1"/>
+    <w:lsdException w:name="Intense Emphasis" w:semiHidden="0" w:uiPriority="21" w:unhideWhenUsed="0" w:qFormat="1"/>
+    <w:lsdException w:name="Subtle Reference" w:semiHidden="0" w:uiPriority="31" w:unhideWhenUsed="0" w:qFormat="1"/>
+    <w:lsdException w:name="Intense Reference" w:semiHidden="0" w:uiPriority="32" w:unhideWhenUsed="0" w:qFormat="1"/>
+    <w:lsdException w:name="Book Title" w:semiHidden="0" w:uiPriority="33" w:unhideWhenUsed="0" w:qFormat="1"/>
+    <w:lsdException w:name="Bibliography" w:uiPriority="37"/>
+    <w:lsdException w:name="TOC Heading" w:uiPriority="39" w:qFormat="1"/>
+    <w:lsdException w:name="Plain Table 1" w:semiHidden="0" w:uiPriority="41" w:unhideWhenUsed="0"/>
+    <w:lsdException w:name="Plain Table 2" w:semiHidden="0" w:uiPriority="42" w:unhideWhenUsed="0"/>
+    <w:lsdException w:name="Plain Table 3" w:semiHidden="0" w:uiPriority="43" w:unhideWhenUsed="0"/>
+    <w:lsdException w:name="Plain Table 4" w:semiHidden="0" w:uiPriority="44" w:unhideWhenUsed="0"/>
+    <w:lsdException w:name="Plain Table 5" w:semiHidden="0" w:uiPriority="45" w:unhideWhenUsed="0"/>
+    <w:lsdException w:name="Grid Table Light" w:semiHidden="0" w:uiPriority="40" w:unhideWhenUsed="0"/>
+    <w:lsdException w:name="Grid Table 1 Light" w:semiHidden="0" w:uiPriority="46" w:unhideWhenUsed="0"/>
+    <w:lsdException w:name="Grid Table 2" w:semiHidden="0" w:uiPriority="47" w:unhideWhenUsed="0"/>
+    <w:lsdException w:name="Grid Table 3" w:semiHidden="0" w:uiPriority="48" w:unhideWhenUsed="0"/>
+    <w:lsdException w:name="Grid Table 4" w:semiHidden="0" w:uiPriority="49" w:unhideWhenUsed="0"/>
+    <w:lsdException w:name="Grid Table 5 Dark" w:semiHidden="0" w:uiPriority="50" w:unhideWhenUsed="0"/>
+    <w:lsdException w:name="Grid Table 6 Colorful" w:semiHidden="0" w:uiPriority="51" w:unhideWhenUsed="0"/>
+    <w:lsdException w:name="Grid Table 7 Colorful" w:semiHidden="0" w:uiPriority="52" w:unhideWhenUsed="0"/>
+    <w:lsdException w:name="Grid Table 1 Light Accent 1" w:semiHidden="0" w:uiPriority="46" w:unhideWhenUsed="0"/>
+    <w:lsdException w:name="Grid Table 2 Accent 1" w:semiHidden="0" w:uiPriority="47" w:unhideWhenUsed="0"/>
+    <w:lsdException w:name="Grid Table 3 Accent 1" w:semiHidden="0" w:uiPriority="48" w:unhideWhenUsed="0"/>
+    <w:lsdException w:name="Grid Table 4 Accent 1" w:semiHidden="0" w:uiPriority="49" w:unhideWhenUsed="0"/>
+    <w:lsdException w:name="Grid Table 5 Dark Accent 1" w:semiHidden="0" w:uiPriority="50" w:unhideWhenUsed="0"/>
+    <w:lsdException w:name="Grid Table 6 Colorful Accent 1" w:semiHidden="0" w:uiPriority="51" w:unhideWhenUsed="0"/>
+    <w:lsdException w:name="Grid Table 7 Colorful Accent 1" w:semiHidden="0" w:uiPriority="52" w:unhideWhenUsed="0"/>
+    <w:lsdException w:name="Grid Table 1 Light Accent 2" w:semiHidden="0" w:uiPriority="46" w:unhideWhenUsed="0"/>
+    <w:lsdException w:name="Grid Table 2 Accent 2" w:semiHidden="0" w:uiPriority="47" w:unhideWhenUsed="0"/>
+    <w:lsdException w:name="Grid Table 3 Accent 2" w:semiHidden="0" w:uiPriority="48" w:unhideWhenUsed="0"/>
+    <w:lsdException w:name="Grid Table 4 Accent 2" w:semiHidden="0" w:uiPriority="49" w:unhideWhenUsed="0"/>
+    <w:lsdException w:name="Grid Table 5 Dark Accent 2" w:semiHidden="0" w:uiPriority="50" w:unhideWhenUsed="0"/>
+    <w:lsdException w:name="Grid Table 6 Colorful Accent 2" w:semiHidden="0" w:uiPriority="51" w:unhideWhenUsed="0"/>
+    <w:lsdException w:name="Grid Table 7 Colorful Accent 2" w:semiHidden="0" w:uiPriority="52" w:unhideWhenUsed="0"/>
+    <w:lsdException w:name="Grid Table 1 Light Accent 3" w:semiHidden="0" w:uiPriority="46" w:unhideWhenUsed="0"/>
+    <w:lsdException w:name="Grid Table 2 Accent 3" w:semiHidden="0" w:uiPriority="47" w:unhideWhenUsed="0"/>
+    <w:lsdException w:name="Grid Table 3 Accent 3" w:semiHidden="0" w:uiPriority="48" w:unhideWhenUsed="0"/>
+    <w:lsdException w:name="Grid Table 4 Accent 3" w:semiHidden="0" w:uiPriority="49" w:unhideWhenUsed="0"/>
+    <w:lsdException w:name="Grid Table 5 Dark Accent 3" w:semiHidden="0" w:uiPriority="50" w:unhideWhenUsed="0"/>
+    <w:lsdException w:name="Grid Table 6 Colorful Accent 3" w:semiHidden="0" w:uiPriority="51" w:unhideWhenUsed="0"/>
+    <w:lsdException w:name="Grid Table 7 Colorful Accent 3" w:semiHidden="0" w:uiPriority="52" w:unhideWhenUsed="0"/>
+    <w:lsdException w:name="Grid Table 1 Light Accent 4" w:semiHidden="0" w:uiPriority="46" w:unhideWhenUsed="0"/>
+    <w:lsdException w:name="Grid Table 2 Accent 4" w:semiHidden="0" w:uiPriority="47" w:unhideWhenUsed="0"/>
+    <w:lsdException w:name="Grid Table 3 Accent 4" w:semiHidden="0" w:uiPriority="48" w:unhideWhenUsed="0"/>
+    <w:lsdException w:name="Grid Table 4 Accent 4" w:semiHidden="0" w:uiPriority="49" w:unhideWhenUsed="0"/>
+    <w:lsdException w:name="Grid Table 5 Dark Accent 4" w:semiHidden="0" w:uiPriority="50" w:unhideWhenUsed="0"/>
+    <w:lsdException w:name="Grid Table 6 Colorful Accent 4" w:semiHidden="0" w:uiPriority="51" w:unhideWhenUsed="0"/>
+    <w:lsdException w:name="Grid Table 7 Colorful Accent 4" w:semiHidden="0" w:uiPriority="52" w:unhideWhenUsed="0"/>
+    <w:lsdException w:name="Grid Table 1 Light Accent 5" w:semiHidden="0" w:uiPriority="46" w:unhideWhenUsed="0"/>
+    <w:lsdException w:name="Grid Table 2 Accent 5" w:semiHidden="0" w:uiPriority="47" w:unhideWhenUsed="0"/>
+    <w:lsdException w:name="Grid Table 3 Accent 5" w:semiHidden="0" w:uiPriority="48" w:unhideWhenUsed="0"/>
+    <w:lsdException w:name="Grid Table 4 Accent 5" w:semiHidden="0" w:uiPriority="49" w:unhideWhenUsed="0"/>
+    <w:lsdException w:name="Grid Table 5 Dark Accent 5" w:semiHidden="0" w:uiPriority="50" w:unhideWhenUsed="0"/>
+    <w:lsdException w:name="Grid Table 6 Colorful Accent 5" w:semiHidden="0" w:uiPriority="51" w:unhideWhenUsed="0"/>
+    <w:lsdException w:name="Grid Table 7 Colorful Accent 5" w:semiHidden="0" w:uiPriority="52" w:unhideWhenUsed="0"/>
+    <w:lsdException w:name="Grid Table 1 Light Accent 6" w:semiHidden="0" w:uiPriority="46" w:unhideWhenUsed="0"/>
+    <w:lsdException w:name="Grid Table 2 Accent 6" w:semiHidden="0" w:uiPriority="47" w:unhideWhenUsed="0"/>
+    <w:lsdException w:name="Grid Table 3 Accent 6" w:semiHidden="0" w:uiPriority="48" w:unhideWhenUsed="0"/>
+    <w:lsdException w:name="Grid Table 4 Accent 6" w:semiHidden="0" w:uiPriority="49" w:unhideWhenUsed="0"/>
+    <w:lsdException w:name="Grid Table 5 Dark Accent 6" w:semiHidden="0" w:uiPriority="50" w:unhideWhenUsed="0"/>
+    <w:lsdException w:name="Grid Table 6 Colorful Accent 6" w:semiHidden="0" w:uiPriority="51" w:unhideWhenUsed="0"/>
+    <w:lsdException w:name="Grid Table 7 Colorful Accent 6" w:semiHidden="0" w:uiPriority="52" w:unhideWhenUsed="0"/>
+    <w:lsdException w:name="List Table 1 Light" w:semiHidden="0" w:uiPriority="46" w:unhideWhenUsed="0"/>
+    <w:lsdException w:name="List Table 2" w:semiHidden="0" w:uiPriority="47" w:unhideWhenUsed="0"/>
+    <w:lsdException w:name="List Table 3" w:semiHidden="0" w:uiPriority="48" w:unhideWhenUsed="0"/>
+    <w:lsdException w:name="List Table 4" w:semiHidden="0" w:uiPriority="49" w:unhideWhenUsed="0"/>
+    <w:lsdException w:name="List Table 5 Dark" w:semiHidden="0" w:uiPriority="50" w:unhideWhenUsed="0"/>
+    <w:lsdException w:name="List Table 6 Colorful" w:semiHidden="0" w:uiPriority="51" w:unhideWhenUsed="0"/>
+    <w:lsdException w:name="List Table 7 Colorful" w:semiHidden="0" w:uiPriority="52" w:unhideWhenUsed="0"/>
+    <w:lsdException w:name="List Table 1 Light Accent 1" w:semiHidden="0" w:uiPriority="46" w:unhideWhenUsed="0"/>
+    <w:lsdException w:name="List Table 2 Accent 1" w:semiHidden="0" w:uiPriority="47" w:unhideWhenUsed="0"/>
+    <w:lsdException w:name="List Table 3 Accent 1" w:semiHidden="0" w:uiPriority="48" w:unhideWhenUsed="0"/>
+    <w:lsdException w:name="List Table 4 Accent 1" w:semiHidden="0" w:uiPriority="49" w:unhideWhenUsed="0"/>
+    <w:lsdException w:name="List Table 5 Dark Accent 1" w:semiHidden="0" w:uiPriority="50" w:unhideWhenUsed="0"/>
+    <w:lsdException w:name="List Table 6 Colorful Accent 1" w:semiHidden="0" w:uiPriority="51" w:unhideWhenUsed="0"/>
+    <w:lsdException w:name="List Table 7 Colorful Accent 1" w:semiHidden="0" w:uiPriority="52" w:unhideWhenUsed="0"/>
+    <w:lsdException w:name="List Table 1 Light Accent 2" w:semiHidden="0" w:uiPriority="46" w:unhideWhenUsed="0"/>
+    <w:lsdException w:name="List Table 2 Accent 2" w:semiHidden="0" w:uiPriority="47" w:unhideWhenUsed="0"/>
+    <w:lsdException w:name="List Table 3 Accent 2" w:semiHidden="0" w:uiPriority="48" w:unhideWhenUsed="0"/>
+    <w:lsdException w:name="List Table 4 Accent 2" w:semiHidden="0" w:uiPriority="49" w:unhideWhenUsed="0"/>
+    <w:lsdException w:name="List Table 5 Dark Accent 2" w:semiHidden="0" w:uiPriority="50" w:unhideWhenUsed="0"/>
+    <w:lsdException w:name="List Table 6 Colorful Accent 2" w:semiHidden="0" w:uiPriority="51" w:unhideWhenUsed="0"/>
+    <w:lsdException w:name="List Table 7 Colorful Accent 2" w:semiHidden="0" w:uiPriority="52" w:unhideWhenUsed="0"/>
+    <w:lsdException w:name="List Table 1 Light Accent 3" w:semiHidden="0" w:uiPriority="46" w:unhideWhenUsed="0"/>
+    <w:lsdException w:name="List Table 2 Accent 3" w:semiHidden="0" w:uiPriority="47" w:unhideWhenUsed="0"/>
+    <w:lsdException w:name="List Table 3 Accent 3" w:semiHidden="0" w:uiPriority="48" w:unhideWhenUsed="0"/>
+    <w:lsdException w:name="List Table 4 Accent 3" w:semiHidden="0" w:uiPriority="49" w:unhideWhenUsed="0"/>
+    <w:lsdException w:name="List Table 5 Dark Accent 3" w:semiHidden="0" w:uiPriority="50" w:unhideWhenUsed="0"/>
+    <w:lsdException w:name="List Table 6 Colorful Accent 3" w:semiHidden="0" w:uiPriority="51" w:unhideWhenUsed="0"/>
+    <w:lsdException w:name="List Table 7 Colorful Accent 3" w:semiHidden="0" w:uiPriority="52" w:unhideWhenUsed="0"/>
+    <w:lsdException w:name="List Table 1 Light Accent 4" w:semiHidden="0" w:uiPriority="46" w:unhideWhenUsed="0"/>
+    <w:lsdException w:name="List Table 2 Accent 4" w:semiHidden="0" w:uiPriority="47" w:unhideWhenUsed="0"/>
+    <w:lsdException w:name="List Table 3 Accent 4" w:semiHidden="0" w:uiPriority="48" w:unhideWhenUsed="0"/>
+    <w:lsdException w:name="List Table 4 Accent 4" w:semiHidden="0" w:uiPriority="49" w:unhideWhenUsed="0"/>
+    <w:lsdException w:name="List Table 5 Dark Accent 4" w:semiHidden="0" w:uiPriority="50" w:unhideWhenUsed="0"/>
+    <w:lsdException w:name="List Table 6 Colorful Accent 4" w:semiHidden="0" w:uiPriority="51" w:unhideWhenUsed="0"/>
+    <w:lsdException w:name="List Table 7 Colorful Accent 4" w:semiHidden="0" w:uiPriority="52" w:unhideWhenUsed="0"/>
+    <w:lsdException w:name="List Table 1 Light Accent 5" w:semiHidden="0" w:uiPriority="46" w:unhideWhenUsed="0"/>
+    <w:lsdException w:name="List Table 2 Accent 5" w:semiHidden="0" w:uiPriority="47" w:unhideWhenUsed="0"/>
+    <w:lsdException w:name="List Table 3 Accent 5" w:semiHidden="0" w:uiPriority="48" w:unhideWhenUsed="0"/>
+    <w:lsdException w:name="List Table 4 Accent 5" w:semiHidden="0" w:uiPriority="49" w:unhideWhenUsed="0"/>
+    <w:lsdException w:name="List Table 5 Dark Accent 5" w:semiHidden="0" w:uiPriority="50" w:unhideWhenUsed="0"/>
+    <w:lsdException w:name="List Table 6 Colorful Accent 5" w:semiHidden="0" w:uiPriority="51" w:unhideWhenUsed="0"/>
+    <w:lsdException w:name="List Table 7 Colorful Accent 5" w:semiHidden="0" w:uiPriority="52" w:unhideWhenUsed="0"/>
+    <w:lsdException w:name="List Table 1 Light Accent 6" w:semiHidden="0" w:uiPriority="46" w:unhideWhenUsed="0"/>
+    <w:lsdException w:name="List Table 2 Accent 6" w:semiHidden="0" w:uiPriority="47" w:unhideWhenUsed="0"/>
+    <w:lsdException w:name="List Table 3 Accent 6" w:semiHidden="0" w:uiPriority="48" w:unhideWhenUsed="0"/>
+    <w:lsdException w:name="List Table 4 Accent 6" w:semiHidden="0" w:uiPriority="49" w:unhideWhenUsed="0"/>
+    <w:lsdException w:name="List Table 5 Dark Accent 6" w:semiHidden="0" w:uiPriority="50" w:unhideWhenUsed="0"/>
+    <w:lsdException w:name="List Table 6 Colorful Accent 6" w:semiHidden="0" w:uiPriority="51" w:unhideWhenUsed="0"/>
+    <w:lsdException w:name="List Table 7 Colorful Accent 6" w:semiHidden="0" w:uiPriority="52" w:unhideWhenUsed="0"/>
+  </w:latentStyles>
+  <w:style w:type="paragraph" w:default="1" w:styleId="Normal">
+    <w:name w:val="Normal"/>
+    <w:qFormat/>
+    <w:rsid w:val="00FA7C03"/>
+    <w:pPr>
+      <w:widowControl w:val="0"/>
+      <w:jc w:val="both"/>
+    </w:pPr>
+    <w:rPr>
+      <w:kern w:val="2"/>
+      <w:sz w:val="21"/>
+      <w:szCs w:val="22"/>
+      <w:lang w:val="en-US" w:eastAsia="zh-CN" w:bidi="ar-SA"/>
+    </w:rPr>
+  </w:style>
+  <w:style w:type="character" w:default="1" w:styleId="DefaultParagraphFont">
+    <w:name w:val="Default Paragraph Font"/>
+    <w:uiPriority w:val="1"/>
+    <w:semiHidden/>
+    <w:unhideWhenUsed/>
+  </w:style>
+  <w:style w:type="table" w:default="1" w:styleId="TableNormal">
+    <w:name w:val="Normal Table"/>
+    <w:uiPriority w:val="99"/>
+    <w:semiHidden/>
+    <w:unhideWhenUsed/>
+    <w:tblPr>
+      <w:tblInd w:w="0" w:type="dxa"/>
+      <w:tblCellMar>
+        <w:top w:w="0" w:type="dxa"/>
+        <w:left w:w="108" w:type="dxa"/>
+        <w:bottom w:w="0" w:type="dxa"/>
+        <w:right w:w="108" w:type="dxa"/>
+      </w:tblCellMar>
+    </w:tblPr>
+  </w:style>
+  <w:style w:type="numbering" w:default="1" w:styleId="NoList">
+    <w:name w:val="No List"/>
+    <w:uiPriority w:val="99"/>
+    <w:semiHidden/>
+    <w:unhideWhenUsed/>
+  </w:style>
+  <w:style w:type="paragraph" w:styleId="ListParagraph">
+    <w:name w:val="List Paragraph"/>
+    <w:basedOn w:val="Normal"/>
+    <w:uiPriority w:val="34"/>
+    <w:qFormat/>
+    <w:rsid w:val="00FA7C03"/>
+    <w:pPr>
+      <w:ind w:firstLine="420" w:firstLineChars="200"/>
+    </w:pPr>
+  </w:style>
+</w:styles>
+</file>
+
+<file path=word/theme/theme1.xml><?xml version="1.0" encoding="utf-8"?>
+<a:theme xmlns:a="http://schemas.openxmlformats.org/drawingml/2006/main" name="Office Theme">
   <a:themeElements>
     <a:clrScheme name="Office">
       <a:dk1>
@@ -10,44 +1462,44 @@
         <a:sysClr val="window" lastClr="FFFFFF"/>
       </a:lt1>
       <a:dk2>
-        <a:srgbClr val="44546A"/>
+        <a:srgbClr val="1F497D"/>
       </a:dk2>
       <a:lt2>
-        <a:srgbClr val="E7E6E6"/>
+        <a:srgbClr val="EEECE1"/>
       </a:lt2>
       <a:accent1>
-        <a:srgbClr val="5B9BD5"/>
+        <a:srgbClr val="4F81BD"/>
       </a:accent1>
       <a:accent2>
-        <a:srgbClr val="ED7D31"/>
+        <a:srgbClr val="C0504D"/>
       </a:accent2>
       <a:accent3>
-        <a:srgbClr val="A5A5A5"/>
+        <a:srgbClr val="9BBB59"/>
       </a:accent3>
       <a:accent4>
-        <a:srgbClr val="FFC000"/>
+        <a:srgbClr val="8064A2"/>
       </a:accent4>
       <a:accent5>
-        <a:srgbClr val="4472C4"/>
+        <a:srgbClr val="4BACC6"/>
       </a:accent5>
       <a:accent6>
-        <a:srgbClr val="70AD47"/>
+        <a:srgbClr val="F79646"/>
       </a:accent6>
       <a:hlink>
-        <a:srgbClr val="0563C1"/>
+        <a:srgbClr val="0000FF"/>
       </a:hlink>
       <a:folHlink>
-        <a:srgbClr val="954F72"/>
+        <a:srgbClr val="800080"/>
       </a:folHlink>
     </a:clrScheme>
     <a:fontScheme name="Office">
       <a:majorFont>
-        <a:latin typeface="等线 Light" panose="020F0302020204030204"/>
+        <a:latin typeface="Cambria"/>
         <a:ea typeface=""/>
         <a:cs typeface=""/>
-        <a:font script="Jpan" typeface="游ゴシック Light"/>
+        <a:font script="Jpan" typeface="ＭＳ ゴシック"/>
         <a:font script="Hang" typeface="맑은 고딕"/>
-        <a:font script="Hans" typeface="等线 Light"/>
+        <a:font script="Hans" typeface="宋体"/>
         <a:font script="Hant" typeface="新細明體"/>
         <a:font script="Arab" typeface="Times New Roman"/>
         <a:font script="Hebr" typeface="Times New Roman"/>
@@ -74,15 +1526,14 @@
         <a:font script="Mong" typeface="Mongolian Baiti"/>
         <a:font script="Viet" typeface="Times New Roman"/>
         <a:font script="Uigh" typeface="Microsoft Uighur"/>
-        <a:font script="Geor" typeface="Sylfaen"/>
       </a:majorFont>
       <a:minorFont>
-        <a:latin typeface="等线" panose="020F0502020204030204"/>
+        <a:latin typeface="Calibri"/>
         <a:ea typeface=""/>
         <a:cs typeface=""/>
-        <a:font script="Jpan" typeface="游明朝"/>
+        <a:font script="Jpan" typeface="ＭＳ 明朝"/>
         <a:font script="Hang" typeface="맑은 고딕"/>
-        <a:font script="Hans" typeface="等线"/>
+        <a:font script="Hans" typeface="宋体"/>
         <a:font script="Hant" typeface="新細明體"/>
         <a:font script="Arab" typeface="Arial"/>
         <a:font script="Hebr" typeface="Arial"/>
@@ -109,7 +1560,6 @@
         <a:font script="Mong" typeface="Mongolian Baiti"/>
         <a:font script="Viet" typeface="Arial"/>
         <a:font script="Uigh" typeface="Microsoft Uighur"/>
-        <a:font script="Geor" typeface="Sylfaen"/>
       </a:minorFont>
     </a:fontScheme>
     <a:fmtScheme name="Office">
@@ -121,145 +1571,177 @@
           <a:gsLst>
             <a:gs pos="0">
               <a:schemeClr val="phClr">
-                <a:lumMod val="110000"/>
-                <a:satMod val="105000"/>
-                <a:tint val="67000"/>
+                <a:tint val="50000"/>
+                <a:satMod val="300000"/>
               </a:schemeClr>
             </a:gs>
-            <a:gs pos="50000">
+            <a:gs pos="35000">
               <a:schemeClr val="phClr">
-                <a:lumMod val="105000"/>
-                <a:satMod val="103000"/>
-                <a:tint val="73000"/>
+                <a:tint val="37000"/>
+                <a:satMod val="300000"/>
               </a:schemeClr>
             </a:gs>
             <a:gs pos="100000">
               <a:schemeClr val="phClr">
-                <a:lumMod val="105000"/>
-                <a:satMod val="109000"/>
-                <a:tint val="81000"/>
+                <a:tint val="15000"/>
+                <a:satMod val="350000"/>
               </a:schemeClr>
             </a:gs>
           </a:gsLst>
-          <a:lin ang="5400000" scaled="0"/>
+          <a:lin ang="16200000" scaled="1"/>
         </a:gradFill>
         <a:gradFill rotWithShape="1">
           <a:gsLst>
             <a:gs pos="0">
               <a:schemeClr val="phClr">
-                <a:satMod val="103000"/>
-                <a:lumMod val="102000"/>
-                <a:tint val="94000"/>
+                <a:shade val="51000"/>
+                <a:satMod val="130000"/>
               </a:schemeClr>
             </a:gs>
-            <a:gs pos="50000">
+            <a:gs pos="80000">
               <a:schemeClr val="phClr">
-                <a:satMod val="110000"/>
-                <a:lumMod val="100000"/>
-                <a:shade val="100000"/>
+                <a:shade val="93000"/>
+                <a:satMod val="130000"/>
               </a:schemeClr>
             </a:gs>
             <a:gs pos="100000">
               <a:schemeClr val="phClr">
-                <a:lumMod val="99000"/>
-                <a:satMod val="120000"/>
-                <a:shade val="78000"/>
+                <a:shade val="94000"/>
+                <a:satMod val="135000"/>
               </a:schemeClr>
             </a:gs>
           </a:gsLst>
-          <a:lin ang="5400000" scaled="0"/>
+          <a:lin ang="16200000" scaled="0"/>
         </a:gradFill>
       </a:fillStyleLst>
       <a:lnStyleLst>
-        <a:ln w="6350" cap="flat" cmpd="sng" algn="ctr">
+        <a:ln w="9525" cap="flat" cmpd="sng" algn="ctr">
+          <a:solidFill>
+            <a:schemeClr val="phClr">
+              <a:shade val="95000"/>
+              <a:satMod val="105000"/>
+            </a:schemeClr>
+          </a:solidFill>
+          <a:prstDash val="solid"/>
+        </a:ln>
+        <a:ln w="25400" cap="flat" cmpd="sng" algn="ctr">
           <a:solidFill>
             <a:schemeClr val="phClr"/>
           </a:solidFill>
           <a:prstDash val="solid"/>
-          <a:miter lim="800000"/>
         </a:ln>
-        <a:ln w="12700" cap="flat" cmpd="sng" algn="ctr">
+        <a:ln w="38100" cap="flat" cmpd="sng" algn="ctr">
           <a:solidFill>
             <a:schemeClr val="phClr"/>
           </a:solidFill>
           <a:prstDash val="solid"/>
-          <a:miter lim="800000"/>
-        </a:ln>
-        <a:ln w="19050" cap="flat" cmpd="sng" algn="ctr">
-          <a:solidFill>
-            <a:schemeClr val="phClr"/>
-          </a:solidFill>
-          <a:prstDash val="solid"/>
-          <a:miter lim="800000"/>
         </a:ln>
       </a:lnStyleLst>
       <a:effectStyleLst>
         <a:effectStyle>
-          <a:effectLst/>
-        </a:effectStyle>
-        <a:effectStyle>
-          <a:effectLst/>
+          <a:effectLst>
+            <a:outerShdw blurRad="40000" dist="20000" dir="5400000" rotWithShape="0">
+              <a:srgbClr val="000000">
+                <a:alpha val="38000"/>
+              </a:srgbClr>
+            </a:outerShdw>
+          </a:effectLst>
         </a:effectStyle>
         <a:effectStyle>
           <a:effectLst>
-            <a:outerShdw blurRad="57150" dist="19050" dir="5400000" algn="ctr" rotWithShape="0">
+            <a:outerShdw blurRad="40000" dist="23000" dir="5400000" rotWithShape="0">
               <a:srgbClr val="000000">
-                <a:alpha val="63000"/>
+                <a:alpha val="35000"/>
               </a:srgbClr>
             </a:outerShdw>
           </a:effectLst>
+        </a:effectStyle>
+        <a:effectStyle>
+          <a:effectLst>
+            <a:outerShdw blurRad="40000" dist="23000" dir="5400000" rotWithShape="0">
+              <a:srgbClr val="000000">
+                <a:alpha val="35000"/>
+              </a:srgbClr>
+            </a:outerShdw>
+          </a:effectLst>
+          <a:scene3d>
+            <a:camera prst="orthographicFront">
+              <a:rot lat="0" lon="0" rev="0"/>
+            </a:camera>
+            <a:lightRig rig="threePt" dir="t">
+              <a:rot lat="0" lon="0" rev="1200000"/>
+            </a:lightRig>
+          </a:scene3d>
+          <a:sp3d>
+            <a:bevelT w="63500" h="25400"/>
+          </a:sp3d>
         </a:effectStyle>
       </a:effectStyleLst>
       <a:bgFillStyleLst>
         <a:solidFill>
           <a:schemeClr val="phClr"/>
         </a:solidFill>
-        <a:solidFill>
-          <a:schemeClr val="phClr">
-            <a:tint val="95000"/>
-            <a:satMod val="170000"/>
-          </a:schemeClr>
-        </a:solidFill>
         <a:gradFill rotWithShape="1">
           <a:gsLst>
             <a:gs pos="0">
               <a:schemeClr val="phClr">
-                <a:tint val="93000"/>
-                <a:satMod val="150000"/>
-                <a:shade val="98000"/>
-                <a:lumMod val="102000"/>
+                <a:tint val="40000"/>
+                <a:satMod val="350000"/>
               </a:schemeClr>
             </a:gs>
-            <a:gs pos="50000">
+            <a:gs pos="40000">
               <a:schemeClr val="phClr">
-                <a:tint val="98000"/>
-                <a:satMod val="130000"/>
-                <a:shade val="90000"/>
-                <a:lumMod val="103000"/>
+                <a:tint val="45000"/>
+                <a:shade val="99000"/>
+                <a:satMod val="350000"/>
               </a:schemeClr>
             </a:gs>
             <a:gs pos="100000">
               <a:schemeClr val="phClr">
-                <a:shade val="63000"/>
-                <a:satMod val="120000"/>
+                <a:shade val="20000"/>
+                <a:satMod val="255000"/>
               </a:schemeClr>
             </a:gs>
           </a:gsLst>
-          <a:lin ang="5400000" scaled="0"/>
+          <a:path path="circle">
+            <a:fillToRect l="50000" t="-80000" r="50000" b="180000"/>
+          </a:path>
+        </a:gradFill>
+        <a:gradFill rotWithShape="1">
+          <a:gsLst>
+            <a:gs pos="0">
+              <a:schemeClr val="phClr">
+                <a:tint val="80000"/>
+                <a:satMod val="300000"/>
+              </a:schemeClr>
+            </a:gs>
+            <a:gs pos="100000">
+              <a:schemeClr val="phClr">
+                <a:shade val="30000"/>
+                <a:satMod val="200000"/>
+              </a:schemeClr>
+            </a:gs>
+          </a:gsLst>
+          <a:path path="circle">
+            <a:fillToRect l="50000" t="50000" r="50000" b="50000"/>
+          </a:path>
         </a:gradFill>
       </a:bgFillStyleLst>
     </a:fmtScheme>
   </a:themeElements>
   <a:objectDefaults/>
   <a:extraClrSchemeLst/>
-  <a:extLst>
-    <a:ext uri="{05A4C25C-085E-4340-85A3-A5531E510DB2}">
-      <thm15:themeFamily xmlns:thm15="http://schemas.microsoft.com/office/thememl/2012/main" name="Office Theme" id="{62F939B6-93AF-4DB8-9C6B-D6C7DFDC589F}" vid="{4A3C46E8-61CC-4603-A589-7422A47A8E4A}"/>
-    </a:ext>
-  </a:extLst>
 </a:theme>
 </file>
 
-<file path=theme/theme/themeManager.xml><?xml version="1.0" encoding="utf-8"?>
-<a:themeManager xmlns:a="http://schemas.openxmlformats.org/drawingml/2006/main"/>
+<file path=customXml/item1.xml><?xml version="1.0" encoding="utf-8"?>
+<b:Sources xmlns:b="http://schemas.openxmlformats.org/officeDocument/2006/bibliography" xmlns="http://schemas.openxmlformats.org/officeDocument/2006/bibliography" SelectedStyle="" StyleName="" Version="0"/>
+</file>
+
+<file path=customXml/itemProps1.xml><?xml version="1.0" encoding="utf-8"?>
+<ds:datastoreItem xmlns:ds="http://schemas.openxmlformats.org/officeDocument/2006/customXml" ds:itemID="{1E519D6F-37FF-4172-AEF1-1CFFB7AE3217}">
+  <ds:schemaRefs>
+    <ds:schemaRef ds:uri="http://schemas.openxmlformats.org/officeDocument/2006/bibliography"/>
+  </ds:schemaRefs>
+</ds:datastoreItem>
 </file>